--- a/docs/word/1 - Deploy to Netlify.docx
+++ b/docs/word/1 - Deploy to Netlify.docx
@@ -522,21 +522,57 @@
           <w:sz w:val="20"/>
           <w:szCs w:val="20"/>
         </w:rPr>
-        <w:t xml:space="preserve">The app is plain static files — no build step, no functions, no server.</w:t>
-      </w:r>
-    </w:p>
-    <w:p>
-      <w:pPr>
-        <w:spacing w:after="160" w:line="276"/>
-      </w:pPr>
-      <w:r>
-        <w:rPr>
-          <w:rFonts w:ascii="Arial" w:cs="Arial" w:eastAsia="Arial" w:hAnsi="Arial"/>
-          <w:color w:val="1C2B3A"/>
-          <w:sz w:val="20"/>
-          <w:szCs w:val="20"/>
-        </w:rPr>
-        <w:t xml:space="preserve">First build the folder that gets published:</w:t>
+        <w:t xml:space="preserve">The app is plain static files — no build step, no functions, no server. There are two shapes it can be deployed in, and the choice matters later, because it decides what you replace when the password or the office register changes.</w:t>
+      </w:r>
+    </w:p>
+    <w:p>
+      <w:pPr>
+        <w:pStyle w:val="Heading2"/>
+        <w:spacing w:after="140" w:before="320"/>
+      </w:pPr>
+      <w:r>
+        <w:rPr>
+          <w:rFonts w:ascii="Arial" w:cs="Arial" w:eastAsia="Arial" w:hAnsi="Arial"/>
+          <w:b/>
+          <w:bCs/>
+          <w:color w:val="2A4258"/>
+          <w:sz w:val="24"/>
+          <w:szCs w:val="24"/>
+        </w:rPr>
+        <w:t xml:space="preserve">As one file — this is how this site is deployed</w:t>
+      </w:r>
+    </w:p>
+    <w:p>
+      <w:pPr>
+        <w:spacing w:after="160" w:line="276"/>
+      </w:pPr>
+      <w:r>
+        <w:rPr>
+          <w:rFonts w:ascii="Arial" w:cs="Arial" w:eastAsia="Arial" w:hAnsi="Arial"/>
+          <w:color w:val="1C2B3A"/>
+          <w:sz w:val="20"/>
+          <w:szCs w:val="20"/>
+        </w:rPr>
+        <w:t xml:space="preserve">Build the whole app into a single </w:t>
+      </w:r>
+      <w:r>
+        <w:rPr>
+          <w:rFonts w:ascii="Consolas" w:cs="Consolas" w:eastAsia="Consolas" w:hAnsi="Consolas"/>
+          <w:color w:val="2A4258"/>
+          <w:sz w:val="18"/>
+          <w:szCs w:val="18"/>
+          <w:shd w:fill="F2F0EA" w:val="clear"/>
+        </w:rPr>
+        <w:t xml:space="preserve">index.html</w:t>
+      </w:r>
+      <w:r>
+        <w:rPr>
+          <w:rFonts w:ascii="Arial" w:cs="Arial" w:eastAsia="Arial" w:hAnsi="Arial"/>
+          <w:color w:val="1C2B3A"/>
+          <w:sz w:val="20"/>
+          <w:szCs w:val="20"/>
+        </w:rPr>
+        <w:t xml:space="preserve">:</w:t>
       </w:r>
     </w:p>
     <w:p>
@@ -555,21 +591,41 @@
           <w:sz w:val="17"/>
           <w:szCs w:val="17"/>
         </w:rPr>
-        <w:t xml:space="preserve">python3 tools/make-deploy-folder.py</w:t>
-      </w:r>
-    </w:p>
-    <w:p>
-      <w:pPr>
-        <w:spacing w:after="160" w:line="276"/>
-      </w:pPr>
-      <w:r>
-        <w:rPr>
-          <w:rFonts w:ascii="Arial" w:cs="Arial" w:eastAsia="Arial" w:hAnsi="Arial"/>
-          <w:color w:val="1C2B3A"/>
-          <w:sz w:val="20"/>
-          <w:szCs w:val="20"/>
-        </w:rPr>
-        <w:t xml:space="preserve">That writes </w:t>
+        <w:t xml:space="preserve">python3 build-single-file.py --out build/single-file/index.html</w:t>
+      </w:r>
+    </w:p>
+    <w:p>
+      <w:pPr>
+        <w:spacing w:after="160" w:line="276"/>
+      </w:pPr>
+      <w:r>
+        <w:rPr>
+          <w:rFonts w:ascii="Arial" w:cs="Arial" w:eastAsia="Arial" w:hAnsi="Arial"/>
+          <w:color w:val="1C2B3A"/>
+          <w:sz w:val="20"/>
+          <w:szCs w:val="20"/>
+        </w:rPr>
+        <w:t xml:space="preserve">Then Netlify → your site → </w:t>
+      </w:r>
+      <w:r>
+        <w:rPr>
+          <w:rFonts w:ascii="Arial" w:cs="Arial" w:eastAsia="Arial" w:hAnsi="Arial"/>
+          <w:b/>
+          <w:bCs/>
+          <w:color w:val="1C2B3A"/>
+          <w:sz w:val="20"/>
+          <w:szCs w:val="20"/>
+        </w:rPr>
+        <w:t xml:space="preserve">Deploys</w:t>
+      </w:r>
+      <w:r>
+        <w:rPr>
+          <w:rFonts w:ascii="Arial" w:cs="Arial" w:eastAsia="Arial" w:hAnsi="Arial"/>
+          <w:color w:val="1C2B3A"/>
+          <w:sz w:val="20"/>
+          <w:szCs w:val="20"/>
+        </w:rPr>
+        <w:t xml:space="preserve">, and drag that one </w:t>
       </w:r>
       <w:r>
         <w:rPr>
@@ -579,16 +635,50 @@
           <w:szCs w:val="18"/>
           <w:shd w:fill="F2F0EA" w:val="clear"/>
         </w:rPr>
-        <w:t xml:space="preserve">build/variation-coversheet/</w:t>
-      </w:r>
-      <w:r>
-        <w:rPr>
-          <w:rFonts w:ascii="Arial" w:cs="Arial" w:eastAsia="Arial" w:hAnsi="Arial"/>
-          <w:color w:val="1C2B3A"/>
-          <w:sz w:val="20"/>
-          <w:szCs w:val="20"/>
-        </w:rPr>
-        <w:t xml:space="preserve">. It holds the site and nothing else: the guides, the fill-in workbooks and the tools stay out of it, because everything in the folder you drag ends up at a public web address.</w:t>
+        <w:t xml:space="preserve">index.html</w:t>
+      </w:r>
+      <w:r>
+        <w:rPr>
+          <w:rFonts w:ascii="Arial" w:cs="Arial" w:eastAsia="Arial" w:hAnsi="Arial"/>
+          <w:color w:val="1C2B3A"/>
+          <w:sz w:val="20"/>
+          <w:szCs w:val="20"/>
+        </w:rPr>
+        <w:t xml:space="preserve"> onto the drop zone. For a new site: </w:t>
+      </w:r>
+      <w:r>
+        <w:rPr>
+          <w:rFonts w:ascii="Arial" w:cs="Arial" w:eastAsia="Arial" w:hAnsi="Arial"/>
+          <w:b/>
+          <w:bCs/>
+          <w:color w:val="1C2B3A"/>
+          <w:sz w:val="20"/>
+          <w:szCs w:val="20"/>
+        </w:rPr>
+        <w:t xml:space="preserve">Sites → Add new site → Deploy manually</w:t>
+      </w:r>
+      <w:r>
+        <w:rPr>
+          <w:rFonts w:ascii="Arial" w:cs="Arial" w:eastAsia="Arial" w:hAnsi="Arial"/>
+          <w:color w:val="1C2B3A"/>
+          <w:sz w:val="20"/>
+          <w:szCs w:val="20"/>
+        </w:rPr>
+        <w:t xml:space="preserve">.</w:t>
+      </w:r>
+    </w:p>
+    <w:p>
+      <w:pPr>
+        <w:spacing w:after="160" w:line="276"/>
+      </w:pPr>
+      <w:r>
+        <w:rPr>
+          <w:rFonts w:ascii="Arial" w:cs="Arial" w:eastAsia="Arial" w:hAnsi="Arial"/>
+          <w:color w:val="1C2B3A"/>
+          <w:sz w:val="20"/>
+          <w:szCs w:val="20"/>
+        </w:rPr>
+        <w:t xml:space="preserve">Everything is inside that file — stylesheet, scripts, the html2pdf library and the logos — so there is nothing else to upload and nothing that can be left behind half-copied. To change anything, including the password, you rebuild or re-download the file and drag it again.</w:t>
       </w:r>
     </w:p>
     <w:p>
@@ -605,41 +695,40 @@
           <w:sz w:val="24"/>
           <w:szCs w:val="24"/>
         </w:rPr>
-        <w:t xml:space="preserve">By drag and drop — this is how this site is deployed</w:t>
-      </w:r>
-    </w:p>
-    <w:p>
-      <w:pPr>
-        <w:spacing w:after="160" w:line="276"/>
-      </w:pPr>
-      <w:r>
-        <w:rPr>
-          <w:rFonts w:ascii="Arial" w:cs="Arial" w:eastAsia="Arial" w:hAnsi="Arial"/>
-          <w:color w:val="1C2B3A"/>
-          <w:sz w:val="20"/>
-          <w:szCs w:val="20"/>
-        </w:rPr>
-        <w:t xml:space="preserve">Netlify → </w:t>
-      </w:r>
-      <w:r>
-        <w:rPr>
-          <w:rFonts w:ascii="Arial" w:cs="Arial" w:eastAsia="Arial" w:hAnsi="Arial"/>
-          <w:b/>
-          <w:bCs/>
-          <w:color w:val="1C2B3A"/>
-          <w:sz w:val="20"/>
-          <w:szCs w:val="20"/>
-        </w:rPr>
-        <w:t xml:space="preserve">Sites → Add new site → Deploy manually</w:t>
-      </w:r>
-      <w:r>
-        <w:rPr>
-          <w:rFonts w:ascii="Arial" w:cs="Arial" w:eastAsia="Arial" w:hAnsi="Arial"/>
-          <w:color w:val="1C2B3A"/>
-          <w:sz w:val="20"/>
-          <w:szCs w:val="20"/>
-        </w:rPr>
-        <w:t xml:space="preserve">, and drag </w:t>
+        <w:t xml:space="preserve">As a folder</w:t>
+      </w:r>
+    </w:p>
+    <w:p>
+      <w:pPr>
+        <w:pBdr>
+          <w:left w:val="single" w:color="4C5C6D" w:sz="12" w:space="8"/>
+        </w:pBdr>
+        <w:shd w:fill="F2F0EA" w:val="clear"/>
+        <w:spacing w:after="160" w:before="120"/>
+        <w:ind w:left="220" w:right="220"/>
+      </w:pPr>
+      <w:r>
+        <w:rPr>
+          <w:rFonts w:ascii="Consolas" w:cs="Consolas" w:eastAsia="Consolas" w:hAnsi="Consolas"/>
+          <w:color w:val="1C2B3A"/>
+          <w:sz w:val="17"/>
+          <w:szCs w:val="17"/>
+        </w:rPr>
+        <w:t xml:space="preserve">python3 tools/make-deploy-folder.py</w:t>
+      </w:r>
+    </w:p>
+    <w:p>
+      <w:pPr>
+        <w:spacing w:after="160" w:line="276"/>
+      </w:pPr>
+      <w:r>
+        <w:rPr>
+          <w:rFonts w:ascii="Arial" w:cs="Arial" w:eastAsia="Arial" w:hAnsi="Arial"/>
+          <w:color w:val="1C2B3A"/>
+          <w:sz w:val="20"/>
+          <w:szCs w:val="20"/>
+        </w:rPr>
+        <w:t xml:space="preserve">That writes </w:t>
       </w:r>
       <w:r>
         <w:rPr>
@@ -649,70 +738,44 @@
           <w:szCs w:val="18"/>
           <w:shd w:fill="F2F0EA" w:val="clear"/>
         </w:rPr>
-        <w:t xml:space="preserve">build/variation-coversheet</w:t>
-      </w:r>
-      <w:r>
-        <w:rPr>
-          <w:rFonts w:ascii="Arial" w:cs="Arial" w:eastAsia="Arial" w:hAnsi="Arial"/>
-          <w:color w:val="1C2B3A"/>
-          <w:sz w:val="20"/>
-          <w:szCs w:val="20"/>
-        </w:rPr>
-        <w:t xml:space="preserve"> — the </w:t>
-      </w:r>
-      <w:r>
-        <w:rPr>
-          <w:rFonts w:ascii="Arial" w:cs="Arial" w:eastAsia="Arial" w:hAnsi="Arial"/>
-          <w:b/>
-          <w:bCs/>
-          <w:color w:val="1C2B3A"/>
-          <w:sz w:val="20"/>
-          <w:szCs w:val="20"/>
-        </w:rPr>
-        <w:t xml:space="preserve">folder</w:t>
-      </w:r>
-      <w:r>
-        <w:rPr>
-          <w:rFonts w:ascii="Arial" w:cs="Arial" w:eastAsia="Arial" w:hAnsi="Arial"/>
-          <w:color w:val="1C2B3A"/>
-          <w:sz w:val="20"/>
-          <w:szCs w:val="20"/>
-        </w:rPr>
-        <w:t xml:space="preserve"> — onto the drop zone. For a site that already exists: Netlify → your site → </w:t>
-      </w:r>
-      <w:r>
-        <w:rPr>
-          <w:rFonts w:ascii="Arial" w:cs="Arial" w:eastAsia="Arial" w:hAnsi="Arial"/>
-          <w:b/>
-          <w:bCs/>
-          <w:color w:val="1C2B3A"/>
-          <w:sz w:val="20"/>
-          <w:szCs w:val="20"/>
-        </w:rPr>
-        <w:t xml:space="preserve">Deploys</w:t>
-      </w:r>
-      <w:r>
-        <w:rPr>
-          <w:rFonts w:ascii="Arial" w:cs="Arial" w:eastAsia="Arial" w:hAnsi="Arial"/>
-          <w:color w:val="1C2B3A"/>
-          <w:sz w:val="20"/>
-          <w:szCs w:val="20"/>
-        </w:rPr>
-        <w:t xml:space="preserve">, and drag the folder there.</w:t>
-      </w:r>
-    </w:p>
-    <w:p>
-      <w:pPr>
-        <w:spacing w:after="160" w:line="276"/>
-      </w:pPr>
-      <w:r>
-        <w:rPr>
-          <w:rFonts w:ascii="Arial" w:cs="Arial" w:eastAsia="Arial" w:hAnsi="Arial"/>
-          <w:color w:val="1C2B3A"/>
-          <w:sz w:val="20"/>
-          <w:szCs w:val="20"/>
-        </w:rPr>
-        <w:t xml:space="preserve">Three things to watch:</w:t>
+        <w:t xml:space="preserve">build/variation-coversheet/</w:t>
+      </w:r>
+      <w:r>
+        <w:rPr>
+          <w:rFonts w:ascii="Arial" w:cs="Arial" w:eastAsia="Arial" w:hAnsi="Arial"/>
+          <w:color w:val="1C2B3A"/>
+          <w:sz w:val="20"/>
+          <w:szCs w:val="20"/>
+        </w:rPr>
+        <w:t xml:space="preserve">, holding the site and nothing else: the guides, the fill-in workbooks and the tools stay out of it, because everything you drag ends up at a public web address. Drag that folder onto the same drop zone.</w:t>
+      </w:r>
+    </w:p>
+    <w:p>
+      <w:pPr>
+        <w:spacing w:after="160" w:line="276"/>
+      </w:pPr>
+      <w:r>
+        <w:rPr>
+          <w:rFonts w:ascii="Arial" w:cs="Arial" w:eastAsia="Arial" w:hAnsi="Arial"/>
+          <w:color w:val="1C2B3A"/>
+          <w:sz w:val="20"/>
+          <w:szCs w:val="20"/>
+        </w:rPr>
+        <w:t xml:space="preserve">The folder's advantage is that a password change replaces one 15-line file instead of 1.4 MB. Its disadvantage is that there are nine files to keep together. Either works; the single file is what is live today.</w:t>
+      </w:r>
+    </w:p>
+    <w:p>
+      <w:pPr>
+        <w:spacing w:after="160" w:line="276"/>
+      </w:pPr>
+      <w:r>
+        <w:rPr>
+          <w:rFonts w:ascii="Arial" w:cs="Arial" w:eastAsia="Arial" w:hAnsi="Arial"/>
+          <w:color w:val="1C2B3A"/>
+          <w:sz w:val="20"/>
+          <w:szCs w:val="20"/>
+        </w:rPr>
+        <w:t xml:space="preserve">Two things to watch:</w:t>
       </w:r>
     </w:p>
     <w:p>
@@ -780,7 +843,7 @@
           <w:sz w:val="20"/>
           <w:szCs w:val="20"/>
         </w:rPr>
-        <w:t xml:space="preserve">every change means dragging the folder again</w:t>
+        <w:t xml:space="preserve">every change means dragging again</w:t>
       </w:r>
       <w:r>
         <w:rPr>
@@ -855,7 +918,41 @@
           <w:sz w:val="20"/>
           <w:szCs w:val="20"/>
         </w:rPr>
-        <w:t xml:space="preserve">Changes that need a re-drag: the office register, the Settings password, and any change to the app itself. The flow URLs are not among them — those are typed into each person's browser and are not in the folder at all.</w:t>
+        <w:t xml:space="preserve">Changes that need a re-drag: the office register, the Settings password, and any change to the app itself. The flow URLs are not among them — those are typed into each person's browser and are not in the deployed files at all.</w:t>
+      </w:r>
+    </w:p>
+    <w:p>
+      <w:pPr>
+        <w:spacing w:after="160" w:line="276"/>
+      </w:pPr>
+      <w:r>
+        <w:rPr>
+          <w:rFonts w:ascii="Arial" w:cs="Arial" w:eastAsia="Arial" w:hAnsi="Arial"/>
+          <w:color w:val="1C2B3A"/>
+          <w:sz w:val="20"/>
+          <w:szCs w:val="20"/>
+        </w:rPr>
+        <w:t xml:space="preserve">The Settings password is the one change you can make without rebuilding anything: the app itself hands you the replacement to drag, in the shape your deployment needs. See </w:t>
+      </w:r>
+      <w:r>
+        <w:rPr>
+          <w:rFonts w:ascii="Arial" w:cs="Arial" w:eastAsia="Arial" w:hAnsi="Arial"/>
+          <w:b/>
+          <w:bCs/>
+          <w:color w:val="1C2B3A"/>
+          <w:sz w:val="20"/>
+          <w:szCs w:val="20"/>
+        </w:rPr>
+        <w:t xml:space="preserve">5 - Locking Settings with a Password.docx</w:t>
+      </w:r>
+      <w:r>
+        <w:rPr>
+          <w:rFonts w:ascii="Arial" w:cs="Arial" w:eastAsia="Arial" w:hAnsi="Arial"/>
+          <w:color w:val="1C2B3A"/>
+          <w:sz w:val="20"/>
+          <w:szCs w:val="20"/>
+        </w:rPr>
+        <w:t xml:space="preserve">.</w:t>
       </w:r>
     </w:p>
     <w:p>

--- a/docs/word/1 - Deploy to Netlify.docx
+++ b/docs/word/1 - Deploy to Netlify.docx
@@ -527,52 +527,16 @@
     </w:p>
     <w:p>
       <w:pPr>
-        <w:pStyle w:val="Heading2"/>
-        <w:spacing w:after="140" w:before="320"/>
-      </w:pPr>
-      <w:r>
-        <w:rPr>
-          <w:rFonts w:ascii="Arial" w:cs="Arial" w:eastAsia="Arial" w:hAnsi="Arial"/>
-          <w:b/>
-          <w:bCs/>
-          <w:color w:val="2A4258"/>
-          <w:sz w:val="24"/>
-          <w:szCs w:val="24"/>
-        </w:rPr>
-        <w:t xml:space="preserve">As one file — this is how this site is deployed</w:t>
-      </w:r>
-    </w:p>
-    <w:p>
-      <w:pPr>
-        <w:spacing w:after="160" w:line="276"/>
-      </w:pPr>
-      <w:r>
-        <w:rPr>
-          <w:rFonts w:ascii="Arial" w:cs="Arial" w:eastAsia="Arial" w:hAnsi="Arial"/>
-          <w:color w:val="1C2B3A"/>
-          <w:sz w:val="20"/>
-          <w:szCs w:val="20"/>
-        </w:rPr>
-        <w:t xml:space="preserve">Build the whole app into a single </w:t>
-      </w:r>
-      <w:r>
-        <w:rPr>
-          <w:rFonts w:ascii="Consolas" w:cs="Consolas" w:eastAsia="Consolas" w:hAnsi="Consolas"/>
-          <w:color w:val="2A4258"/>
-          <w:sz w:val="18"/>
-          <w:szCs w:val="18"/>
-          <w:shd w:fill="F2F0EA" w:val="clear"/>
-        </w:rPr>
-        <w:t xml:space="preserve">index.html</w:t>
-      </w:r>
-      <w:r>
-        <w:rPr>
-          <w:rFonts w:ascii="Arial" w:cs="Arial" w:eastAsia="Arial" w:hAnsi="Arial"/>
-          <w:color w:val="1C2B3A"/>
-          <w:sz w:val="20"/>
-          <w:szCs w:val="20"/>
-        </w:rPr>
-        <w:t xml:space="preserve">:</w:t>
+        <w:spacing w:after="160" w:line="276"/>
+      </w:pPr>
+      <w:r>
+        <w:rPr>
+          <w:rFonts w:ascii="Arial" w:cs="Arial" w:eastAsia="Arial" w:hAnsi="Arial"/>
+          <w:color w:val="1C2B3A"/>
+          <w:sz w:val="20"/>
+          <w:szCs w:val="20"/>
+        </w:rPr>
+        <w:t xml:space="preserve">Build both shapes at once:</w:t>
       </w:r>
     </w:p>
     <w:p>
@@ -591,42 +555,30 @@
           <w:sz w:val="17"/>
           <w:szCs w:val="17"/>
         </w:rPr>
-        <w:t xml:space="preserve">python3 build-single-file.py --out build/single-file/index.html</w:t>
-      </w:r>
-    </w:p>
-    <w:p>
-      <w:pPr>
-        <w:spacing w:after="160" w:line="276"/>
-      </w:pPr>
-      <w:r>
-        <w:rPr>
-          <w:rFonts w:ascii="Arial" w:cs="Arial" w:eastAsia="Arial" w:hAnsi="Arial"/>
-          <w:color w:val="1C2B3A"/>
-          <w:sz w:val="20"/>
-          <w:szCs w:val="20"/>
-        </w:rPr>
-        <w:t xml:space="preserve">Then Netlify → your site → </w:t>
-      </w:r>
-      <w:r>
-        <w:rPr>
-          <w:rFonts w:ascii="Arial" w:cs="Arial" w:eastAsia="Arial" w:hAnsi="Arial"/>
-          <w:b/>
-          <w:bCs/>
-          <w:color w:val="1C2B3A"/>
-          <w:sz w:val="20"/>
-          <w:szCs w:val="20"/>
-        </w:rPr>
-        <w:t xml:space="preserve">Deploys</w:t>
-      </w:r>
-      <w:r>
-        <w:rPr>
-          <w:rFonts w:ascii="Arial" w:cs="Arial" w:eastAsia="Arial" w:hAnsi="Arial"/>
-          <w:color w:val="1C2B3A"/>
-          <w:sz w:val="20"/>
-          <w:szCs w:val="20"/>
-        </w:rPr>
-        <w:t xml:space="preserve">, and drag that one </w:t>
-      </w:r>
+        <w:t xml:space="preserve">python3 tools/make-deploy-folder.py</w:t>
+      </w:r>
+    </w:p>
+    <w:p>
+      <w:pPr>
+        <w:pStyle w:val="Heading2"/>
+        <w:spacing w:after="140" w:before="320"/>
+      </w:pPr>
+      <w:r>
+        <w:rPr>
+          <w:rFonts w:ascii="Arial" w:cs="Arial" w:eastAsia="Arial" w:hAnsi="Arial"/>
+          <w:b/>
+          <w:bCs/>
+          <w:color w:val="2A4258"/>
+          <w:sz w:val="24"/>
+          <w:szCs w:val="24"/>
+        </w:rPr>
+        <w:t xml:space="preserve">As one file — this is how this site is deployed</w:t>
+      </w:r>
+    </w:p>
+    <w:p>
+      <w:pPr>
+        <w:spacing w:after="160" w:line="276"/>
+      </w:pPr>
       <w:r>
         <w:rPr>
           <w:rFonts w:ascii="Consolas" w:cs="Consolas" w:eastAsia="Consolas" w:hAnsi="Consolas"/>
@@ -635,100 +587,16 @@
           <w:szCs w:val="18"/>
           <w:shd w:fill="F2F0EA" w:val="clear"/>
         </w:rPr>
-        <w:t xml:space="preserve">index.html</w:t>
-      </w:r>
-      <w:r>
-        <w:rPr>
-          <w:rFonts w:ascii="Arial" w:cs="Arial" w:eastAsia="Arial" w:hAnsi="Arial"/>
-          <w:color w:val="1C2B3A"/>
-          <w:sz w:val="20"/>
-          <w:szCs w:val="20"/>
-        </w:rPr>
-        <w:t xml:space="preserve"> onto the drop zone. For a new site: </w:t>
-      </w:r>
-      <w:r>
-        <w:rPr>
-          <w:rFonts w:ascii="Arial" w:cs="Arial" w:eastAsia="Arial" w:hAnsi="Arial"/>
-          <w:b/>
-          <w:bCs/>
-          <w:color w:val="1C2B3A"/>
-          <w:sz w:val="20"/>
-          <w:szCs w:val="20"/>
-        </w:rPr>
-        <w:t xml:space="preserve">Sites → Add new site → Deploy manually</w:t>
-      </w:r>
-      <w:r>
-        <w:rPr>
-          <w:rFonts w:ascii="Arial" w:cs="Arial" w:eastAsia="Arial" w:hAnsi="Arial"/>
-          <w:color w:val="1C2B3A"/>
-          <w:sz w:val="20"/>
-          <w:szCs w:val="20"/>
-        </w:rPr>
-        <w:t xml:space="preserve">.</w:t>
-      </w:r>
-    </w:p>
-    <w:p>
-      <w:pPr>
-        <w:spacing w:after="160" w:line="276"/>
-      </w:pPr>
-      <w:r>
-        <w:rPr>
-          <w:rFonts w:ascii="Arial" w:cs="Arial" w:eastAsia="Arial" w:hAnsi="Arial"/>
-          <w:color w:val="1C2B3A"/>
-          <w:sz w:val="20"/>
-          <w:szCs w:val="20"/>
-        </w:rPr>
-        <w:t xml:space="preserve">Everything is inside that file — stylesheet, scripts, the html2pdf library and the logos — so there is nothing else to upload and nothing that can be left behind half-copied. To change anything, including the password, you rebuild or re-download the file and drag it again.</w:t>
-      </w:r>
-    </w:p>
-    <w:p>
-      <w:pPr>
-        <w:pStyle w:val="Heading2"/>
-        <w:spacing w:after="140" w:before="320"/>
-      </w:pPr>
-      <w:r>
-        <w:rPr>
-          <w:rFonts w:ascii="Arial" w:cs="Arial" w:eastAsia="Arial" w:hAnsi="Arial"/>
-          <w:b/>
-          <w:bCs/>
-          <w:color w:val="2A4258"/>
-          <w:sz w:val="24"/>
-          <w:szCs w:val="24"/>
-        </w:rPr>
-        <w:t xml:space="preserve">As a folder</w:t>
-      </w:r>
-    </w:p>
-    <w:p>
-      <w:pPr>
-        <w:pBdr>
-          <w:left w:val="single" w:color="4C5C6D" w:sz="12" w:space="8"/>
-        </w:pBdr>
-        <w:shd w:fill="F2F0EA" w:val="clear"/>
-        <w:spacing w:after="160" w:before="120"/>
-        <w:ind w:left="220" w:right="220"/>
-      </w:pPr>
-      <w:r>
-        <w:rPr>
-          <w:rFonts w:ascii="Consolas" w:cs="Consolas" w:eastAsia="Consolas" w:hAnsi="Consolas"/>
-          <w:color w:val="1C2B3A"/>
-          <w:sz w:val="17"/>
-          <w:szCs w:val="17"/>
-        </w:rPr>
-        <w:t xml:space="preserve">python3 tools/make-deploy-folder.py</w:t>
-      </w:r>
-    </w:p>
-    <w:p>
-      <w:pPr>
-        <w:spacing w:after="160" w:line="276"/>
-      </w:pPr>
-      <w:r>
-        <w:rPr>
-          <w:rFonts w:ascii="Arial" w:cs="Arial" w:eastAsia="Arial" w:hAnsi="Arial"/>
-          <w:color w:val="1C2B3A"/>
-          <w:sz w:val="20"/>
-          <w:szCs w:val="20"/>
-        </w:rPr>
-        <w:t xml:space="preserve">That writes </w:t>
+        <w:t xml:space="preserve">build/single-file/</w:t>
+      </w:r>
+      <w:r>
+        <w:rPr>
+          <w:rFonts w:ascii="Arial" w:cs="Arial" w:eastAsia="Arial" w:hAnsi="Arial"/>
+          <w:color w:val="1C2B3A"/>
+          <w:sz w:val="20"/>
+          <w:szCs w:val="20"/>
+        </w:rPr>
+        <w:t xml:space="preserve"> holds the whole app as a single </w:t>
       </w:r>
       <w:r>
         <w:rPr>
@@ -738,6 +606,193 @@
           <w:szCs w:val="18"/>
           <w:shd w:fill="F2F0EA" w:val="clear"/>
         </w:rPr>
+        <w:t xml:space="preserve">index.html</w:t>
+      </w:r>
+      <w:r>
+        <w:rPr>
+          <w:rFonts w:ascii="Arial" w:cs="Arial" w:eastAsia="Arial" w:hAnsi="Arial"/>
+          <w:color w:val="1C2B3A"/>
+          <w:sz w:val="20"/>
+          <w:szCs w:val="20"/>
+        </w:rPr>
+        <w:t xml:space="preserve">, plus </w:t>
+      </w:r>
+      <w:r>
+        <w:rPr>
+          <w:rFonts w:ascii="Consolas" w:cs="Consolas" w:eastAsia="Consolas" w:hAnsi="Consolas"/>
+          <w:color w:val="2A4258"/>
+          <w:sz w:val="18"/>
+          <w:szCs w:val="18"/>
+          <w:shd w:fill="F2F0EA" w:val="clear"/>
+        </w:rPr>
+        <w:t xml:space="preserve">netlify/functions/flow.js</w:t>
+      </w:r>
+      <w:r>
+        <w:rPr>
+          <w:rFonts w:ascii="Arial" w:cs="Arial" w:eastAsia="Arial" w:hAnsi="Arial"/>
+          <w:color w:val="1C2B3A"/>
+          <w:sz w:val="20"/>
+          <w:szCs w:val="20"/>
+        </w:rPr>
+        <w:t xml:space="preserve"> beside it. Netlify → your site → </w:t>
+      </w:r>
+      <w:r>
+        <w:rPr>
+          <w:rFonts w:ascii="Arial" w:cs="Arial" w:eastAsia="Arial" w:hAnsi="Arial"/>
+          <w:b/>
+          <w:bCs/>
+          <w:color w:val="1C2B3A"/>
+          <w:sz w:val="20"/>
+          <w:szCs w:val="20"/>
+        </w:rPr>
+        <w:t xml:space="preserve">Deploys</w:t>
+      </w:r>
+      <w:r>
+        <w:rPr>
+          <w:rFonts w:ascii="Arial" w:cs="Arial" w:eastAsia="Arial" w:hAnsi="Arial"/>
+          <w:color w:val="1C2B3A"/>
+          <w:sz w:val="20"/>
+          <w:szCs w:val="20"/>
+        </w:rPr>
+        <w:t xml:space="preserve">, and drag that </w:t>
+      </w:r>
+      <w:r>
+        <w:rPr>
+          <w:rFonts w:ascii="Arial" w:cs="Arial" w:eastAsia="Arial" w:hAnsi="Arial"/>
+          <w:b/>
+          <w:bCs/>
+          <w:color w:val="1C2B3A"/>
+          <w:sz w:val="20"/>
+          <w:szCs w:val="20"/>
+        </w:rPr>
+        <w:t xml:space="preserve">folder</w:t>
+      </w:r>
+      <w:r>
+        <w:rPr>
+          <w:rFonts w:ascii="Arial" w:cs="Arial" w:eastAsia="Arial" w:hAnsi="Arial"/>
+          <w:color w:val="1C2B3A"/>
+          <w:sz w:val="20"/>
+          <w:szCs w:val="20"/>
+        </w:rPr>
+        <w:t xml:space="preserve"> onto the drop zone. For a new site: </w:t>
+      </w:r>
+      <w:r>
+        <w:rPr>
+          <w:rFonts w:ascii="Arial" w:cs="Arial" w:eastAsia="Arial" w:hAnsi="Arial"/>
+          <w:b/>
+          <w:bCs/>
+          <w:color w:val="1C2B3A"/>
+          <w:sz w:val="20"/>
+          <w:szCs w:val="20"/>
+        </w:rPr>
+        <w:t xml:space="preserve">Sites → Add new site → Deploy manually</w:t>
+      </w:r>
+      <w:r>
+        <w:rPr>
+          <w:rFonts w:ascii="Arial" w:cs="Arial" w:eastAsia="Arial" w:hAnsi="Arial"/>
+          <w:color w:val="1C2B3A"/>
+          <w:sz w:val="20"/>
+          <w:szCs w:val="20"/>
+        </w:rPr>
+        <w:t xml:space="preserve">.</w:t>
+      </w:r>
+    </w:p>
+    <w:p>
+      <w:pPr>
+        <w:spacing w:after="160" w:line="276"/>
+      </w:pPr>
+      <w:r>
+        <w:rPr>
+          <w:rFonts w:ascii="Arial" w:cs="Arial" w:eastAsia="Arial" w:hAnsi="Arial"/>
+          <w:color w:val="1C2B3A"/>
+          <w:sz w:val="20"/>
+          <w:szCs w:val="20"/>
+        </w:rPr>
+        <w:t xml:space="preserve">It is a folder rather than a bare file only because of the function, which is what lets the site hold the Power Automate URLs instead of every person pasting them in (</w:t>
+      </w:r>
+      <w:r>
+        <w:rPr>
+          <w:rFonts w:ascii="Arial" w:cs="Arial" w:eastAsia="Arial" w:hAnsi="Arial"/>
+          <w:b/>
+          <w:bCs/>
+          <w:color w:val="1C2B3A"/>
+          <w:sz w:val="20"/>
+          <w:szCs w:val="20"/>
+        </w:rPr>
+        <w:t xml:space="preserve">6 - Keeping the Flow URLs on the Server.docx</w:t>
+      </w:r>
+      <w:r>
+        <w:rPr>
+          <w:rFonts w:ascii="Arial" w:cs="Arial" w:eastAsia="Arial" w:hAnsi="Arial"/>
+          <w:color w:val="1C2B3A"/>
+          <w:sz w:val="20"/>
+          <w:szCs w:val="20"/>
+        </w:rPr>
+        <w:t xml:space="preserve">). Drop the </w:t>
+      </w:r>
+      <w:r>
+        <w:rPr>
+          <w:rFonts w:ascii="Consolas" w:cs="Consolas" w:eastAsia="Consolas" w:hAnsi="Consolas"/>
+          <w:color w:val="2A4258"/>
+          <w:sz w:val="18"/>
+          <w:szCs w:val="18"/>
+          <w:shd w:fill="F2F0EA" w:val="clear"/>
+        </w:rPr>
+        <w:t xml:space="preserve">netlify</w:t>
+      </w:r>
+      <w:r>
+        <w:rPr>
+          <w:rFonts w:ascii="Arial" w:cs="Arial" w:eastAsia="Arial" w:hAnsi="Arial"/>
+          <w:color w:val="1C2B3A"/>
+          <w:sz w:val="20"/>
+          <w:szCs w:val="20"/>
+        </w:rPr>
+        <w:t xml:space="preserve"> folder and you are back to a one-file deploy that works the old way.</w:t>
+      </w:r>
+    </w:p>
+    <w:p>
+      <w:pPr>
+        <w:spacing w:after="160" w:line="276"/>
+      </w:pPr>
+      <w:r>
+        <w:rPr>
+          <w:rFonts w:ascii="Arial" w:cs="Arial" w:eastAsia="Arial" w:hAnsi="Arial"/>
+          <w:color w:val="1C2B3A"/>
+          <w:sz w:val="20"/>
+          <w:szCs w:val="20"/>
+        </w:rPr>
+        <w:t xml:space="preserve">Everything is inside that file — stylesheet, scripts, the html2pdf library and the logos — so there is nothing else to upload and nothing that can be left behind half-copied. To change anything, including the password, you rebuild or re-download the file and drag it again.</w:t>
+      </w:r>
+    </w:p>
+    <w:p>
+      <w:pPr>
+        <w:pStyle w:val="Heading2"/>
+        <w:spacing w:after="140" w:before="320"/>
+      </w:pPr>
+      <w:r>
+        <w:rPr>
+          <w:rFonts w:ascii="Arial" w:cs="Arial" w:eastAsia="Arial" w:hAnsi="Arial"/>
+          <w:b/>
+          <w:bCs/>
+          <w:color w:val="2A4258"/>
+          <w:sz w:val="24"/>
+          <w:szCs w:val="24"/>
+        </w:rPr>
+        <w:t xml:space="preserve">As a folder</w:t>
+      </w:r>
+    </w:p>
+    <w:p>
+      <w:pPr>
+        <w:spacing w:after="160" w:line="276"/>
+      </w:pPr>
+      <w:r>
+        <w:rPr>
+          <w:rFonts w:ascii="Consolas" w:cs="Consolas" w:eastAsia="Consolas" w:hAnsi="Consolas"/>
+          <w:color w:val="2A4258"/>
+          <w:sz w:val="18"/>
+          <w:szCs w:val="18"/>
+          <w:shd w:fill="F2F0EA" w:val="clear"/>
+        </w:rPr>
         <w:t xml:space="preserve">build/variation-coversheet/</w:t>
       </w:r>
       <w:r>
@@ -747,7 +802,7 @@
           <w:sz w:val="20"/>
           <w:szCs w:val="20"/>
         </w:rPr>
-        <w:t xml:space="preserve">, holding the site and nothing else: the guides, the fill-in workbooks and the tools stay out of it, because everything you drag ends up at a public web address. Drag that folder onto the same drop zone.</w:t>
+        <w:t xml:space="preserve"> holds the site and nothing else: the guides, the fill-in workbooks and the tools stay out of it, because everything you drag ends up at a public web address. Drag that folder onto the same drop zone.</w:t>
       </w:r>
     </w:p>
     <w:p>

--- a/docs/word/1 - Deploy to Netlify.docx
+++ b/docs/word/1 - Deploy to Netlify.docx
@@ -518,44 +518,894 @@
       <w:r>
         <w:rPr>
           <w:rFonts w:ascii="Arial" w:cs="Arial" w:eastAsia="Arial" w:hAnsi="Arial"/>
-          <w:color w:val="1C2B3A"/>
-          <w:sz w:val="20"/>
-          <w:szCs w:val="20"/>
-        </w:rPr>
-        <w:t xml:space="preserve">The app is plain static files — no build step, no functions, no server. There are two shapes it can be deployed in, and the choice matters later, because it decides what you replace when the password or the office register changes.</w:t>
-      </w:r>
-    </w:p>
-    <w:p>
-      <w:pPr>
-        <w:spacing w:after="160" w:line="276"/>
-      </w:pPr>
-      <w:r>
-        <w:rPr>
-          <w:rFonts w:ascii="Arial" w:cs="Arial" w:eastAsia="Arial" w:hAnsi="Arial"/>
-          <w:color w:val="1C2B3A"/>
-          <w:sz w:val="20"/>
-          <w:szCs w:val="20"/>
-        </w:rPr>
-        <w:t xml:space="preserve">Build both shapes at once:</w:t>
+          <w:b/>
+          <w:bCs/>
+          <w:color w:val="1C2B3A"/>
+          <w:sz w:val="20"/>
+          <w:szCs w:val="20"/>
+        </w:rPr>
+        <w:t xml:space="preserve">The repository is linked to Netlify.</w:t>
+      </w:r>
+      <w:r>
+        <w:rPr>
+          <w:rFonts w:ascii="Arial" w:cs="Arial" w:eastAsia="Arial" w:hAnsi="Arial"/>
+          <w:color w:val="1C2B3A"/>
+          <w:sz w:val="20"/>
+          <w:szCs w:val="20"/>
+        </w:rPr>
+        <w:t xml:space="preserve"> Every push to </w:t>
+      </w:r>
+      <w:r>
+        <w:rPr>
+          <w:rFonts w:ascii="Consolas" w:cs="Consolas" w:eastAsia="Consolas" w:hAnsi="Consolas"/>
+          <w:color w:val="2A4258"/>
+          <w:sz w:val="18"/>
+          <w:szCs w:val="18"/>
+          <w:shd w:fill="F2F0EA" w:val="clear"/>
+        </w:rPr>
+        <w:t xml:space="preserve">main</w:t>
+      </w:r>
+      <w:r>
+        <w:rPr>
+          <w:rFonts w:ascii="Arial" w:cs="Arial" w:eastAsia="Arial" w:hAnsi="Arial"/>
+          <w:color w:val="1C2B3A"/>
+          <w:sz w:val="20"/>
+          <w:szCs w:val="20"/>
+        </w:rPr>
+        <w:t xml:space="preserve"> rebuilds and redeploys the site. That has one consequence worth understanding before anything else:</w:t>
       </w:r>
     </w:p>
     <w:p>
       <w:pPr>
         <w:pBdr>
-          <w:left w:val="single" w:color="4C5C6D" w:sz="12" w:space="8"/>
+          <w:left w:val="single" w:color="C9C2B4" w:sz="12" w:space="10"/>
         </w:pBdr>
-        <w:shd w:fill="F2F0EA" w:val="clear"/>
-        <w:spacing w:after="160" w:before="120"/>
-        <w:ind w:left="220" w:right="220"/>
-      </w:pPr>
-      <w:r>
-        <w:rPr>
-          <w:rFonts w:ascii="Consolas" w:cs="Consolas" w:eastAsia="Consolas" w:hAnsi="Consolas"/>
-          <w:color w:val="1C2B3A"/>
-          <w:sz w:val="17"/>
-          <w:szCs w:val="17"/>
-        </w:rPr>
-        <w:t xml:space="preserve">python3 tools/make-deploy-folder.py</w:t>
+        <w:spacing w:after="120"/>
+        <w:ind w:left="340"/>
+      </w:pPr>
+      <w:r>
+        <w:rPr>
+          <w:rFonts w:ascii="Arial" w:cs="Arial" w:eastAsia="Arial" w:hAnsi="Arial"/>
+          <w:b/>
+          <w:bCs/>
+          <w:i/>
+          <w:iCs/>
+          <w:color w:val="6B6459"/>
+          <w:sz w:val="20"/>
+          <w:szCs w:val="20"/>
+        </w:rPr>
+        <w:t xml:space="preserve">A folder dragged onto the drop zone lasts until the next push.</w:t>
+      </w:r>
+      <w:r>
+        <w:rPr>
+          <w:rFonts w:ascii="Arial" w:cs="Arial" w:eastAsia="Arial" w:hAnsi="Arial"/>
+          <w:i/>
+          <w:iCs/>
+          <w:color w:val="6B6459"/>
+          <w:sz w:val="20"/>
+          <w:szCs w:val="20"/>
+        </w:rPr>
+        <w:t xml:space="preserve"> The push</w:t>
+      </w:r>
+    </w:p>
+    <w:p>
+      <w:pPr>
+        <w:pBdr>
+          <w:left w:val="single" w:color="C9C2B4" w:sz="12" w:space="10"/>
+        </w:pBdr>
+        <w:spacing w:after="120"/>
+        <w:ind w:left="340"/>
+      </w:pPr>
+      <w:r>
+        <w:rPr>
+          <w:rFonts w:ascii="Arial" w:cs="Arial" w:eastAsia="Arial" w:hAnsi="Arial"/>
+          <w:i/>
+          <w:iCs/>
+          <w:color w:val="6B6459"/>
+          <w:sz w:val="20"/>
+          <w:szCs w:val="20"/>
+        </w:rPr>
+        <w:t xml:space="preserve">rebuilds from the repository and replaces it. If the site keeps "reverting",</w:t>
+      </w:r>
+    </w:p>
+    <w:p>
+      <w:pPr>
+        <w:pBdr>
+          <w:left w:val="single" w:color="C9C2B4" w:sz="12" w:space="10"/>
+        </w:pBdr>
+        <w:spacing w:after="120"/>
+        <w:ind w:left="340"/>
+      </w:pPr>
+      <w:r>
+        <w:rPr>
+          <w:rFonts w:ascii="Arial" w:cs="Arial" w:eastAsia="Arial" w:hAnsi="Arial"/>
+          <w:i/>
+          <w:iCs/>
+          <w:color w:val="6B6459"/>
+          <w:sz w:val="20"/>
+          <w:szCs w:val="20"/>
+        </w:rPr>
+        <w:t xml:space="preserve">this is why.</w:t>
+      </w:r>
+    </w:p>
+    <w:p>
+      <w:pPr>
+        <w:pStyle w:val="Heading2"/>
+        <w:spacing w:after="140" w:before="320"/>
+      </w:pPr>
+      <w:r>
+        <w:rPr>
+          <w:rFonts w:ascii="Arial" w:cs="Arial" w:eastAsia="Arial" w:hAnsi="Arial"/>
+          <w:b/>
+          <w:bCs/>
+          <w:color w:val="2A4258"/>
+          <w:sz w:val="24"/>
+          <w:szCs w:val="24"/>
+        </w:rPr>
+        <w:t xml:space="preserve">The URLs and the password come from the environment</w:t>
+      </w:r>
+    </w:p>
+    <w:p>
+      <w:pPr>
+        <w:spacing w:after="160" w:line="276"/>
+      </w:pPr>
+      <w:r>
+        <w:rPr>
+          <w:rFonts w:ascii="Arial" w:cs="Arial" w:eastAsia="Arial" w:hAnsi="Arial"/>
+          <w:color w:val="1C2B3A"/>
+          <w:sz w:val="20"/>
+          <w:szCs w:val="20"/>
+        </w:rPr>
+        <w:t xml:space="preserve">They are not in the repository — a repository is the wrong place for a credential, and this one was public until recently. The build reads them from the site's own settings instead.</w:t>
+      </w:r>
+    </w:p>
+    <w:p>
+      <w:pPr>
+        <w:spacing w:after="160" w:line="276"/>
+      </w:pPr>
+      <w:r>
+        <w:rPr>
+          <w:rFonts w:ascii="Arial" w:cs="Arial" w:eastAsia="Arial" w:hAnsi="Arial"/>
+          <w:b/>
+          <w:bCs/>
+          <w:color w:val="1C2B3A"/>
+          <w:sz w:val="20"/>
+          <w:szCs w:val="20"/>
+        </w:rPr>
+        <w:t xml:space="preserve">Site configuration → Environment variables</w:t>
+      </w:r>
+      <w:r>
+        <w:rPr>
+          <w:rFonts w:ascii="Arial" w:cs="Arial" w:eastAsia="Arial" w:hAnsi="Arial"/>
+          <w:color w:val="1C2B3A"/>
+          <w:sz w:val="20"/>
+          <w:szCs w:val="20"/>
+        </w:rPr>
+        <w:t xml:space="preserve">, and set these seven:</w:t>
+      </w:r>
+    </w:p>
+    <w:tbl>
+      <w:tblPr>
+        <w:tblW w:type="dxa" w:w="9026"/>
+        <w:tblBorders>
+          <w:top w:val="single" w:color="C9C2B4" w:sz="4"/>
+          <w:left w:val="single" w:color="C9C2B4" w:sz="4"/>
+          <w:bottom w:val="single" w:color="C9C2B4" w:sz="4"/>
+          <w:right w:val="single" w:color="C9C2B4" w:sz="4"/>
+          <w:insideH w:val="single" w:color="C9C2B4" w:sz="4"/>
+          <w:insideV w:val="single" w:color="C9C2B4" w:sz="4"/>
+        </w:tblBorders>
+      </w:tblPr>
+      <w:tblGrid>
+        <w:gridCol w:w="3401"/>
+        <w:gridCol w:w="5625"/>
+      </w:tblGrid>
+      <w:tr>
+        <w:trPr>
+          <w:tblHeader/>
+        </w:trPr>
+        <w:tc>
+          <w:tcPr>
+            <w:tcW w:type="dxa" w:w="3401"/>
+            <w:shd w:fill="4C5C6D" w:val="clear"/>
+            <w:tcMar>
+              <w:top w:type="dxa" w:w="60"/>
+              <w:left w:type="dxa" w:w="110"/>
+              <w:bottom w:type="dxa" w:w="60"/>
+              <w:right w:type="dxa" w:w="110"/>
+            </w:tcMar>
+          </w:tcPr>
+          <w:p>
+            <w:pPr>
+              <w:spacing w:after="0" w:before="0"/>
+            </w:pPr>
+            <w:r>
+              <w:rPr>
+                <w:rFonts w:ascii="Arial" w:cs="Arial" w:eastAsia="Arial" w:hAnsi="Arial"/>
+                <w:b/>
+                <w:bCs/>
+                <w:color w:val="FFFFFF"/>
+                <w:sz w:val="18"/>
+                <w:szCs w:val="18"/>
+              </w:rPr>
+              <w:t xml:space="preserve">Variable</w:t>
+            </w:r>
+          </w:p>
+        </w:tc>
+        <w:tc>
+          <w:tcPr>
+            <w:tcW w:type="dxa" w:w="5625"/>
+            <w:shd w:fill="4C5C6D" w:val="clear"/>
+            <w:tcMar>
+              <w:top w:type="dxa" w:w="60"/>
+              <w:left w:type="dxa" w:w="110"/>
+              <w:bottom w:type="dxa" w:w="60"/>
+              <w:right w:type="dxa" w:w="110"/>
+            </w:tcMar>
+          </w:tcPr>
+          <w:p>
+            <w:pPr>
+              <w:spacing w:after="0" w:before="0"/>
+            </w:pPr>
+            <w:r>
+              <w:rPr>
+                <w:rFonts w:ascii="Arial" w:cs="Arial" w:eastAsia="Arial" w:hAnsi="Arial"/>
+                <w:b/>
+                <w:bCs/>
+                <w:color w:val="FFFFFF"/>
+                <w:sz w:val="18"/>
+                <w:szCs w:val="18"/>
+              </w:rPr>
+              <w:t xml:space="preserve">What goes in it</w:t>
+            </w:r>
+          </w:p>
+        </w:tc>
+      </w:tr>
+      <w:tr>
+        <w:tc>
+          <w:tcPr>
+            <w:tcW w:type="dxa" w:w="3401"/>
+            <w:shd w:fill="FFFFFF" w:val="clear"/>
+            <w:tcMar>
+              <w:top w:type="dxa" w:w="60"/>
+              <w:left w:type="dxa" w:w="110"/>
+              <w:bottom w:type="dxa" w:w="60"/>
+              <w:right w:type="dxa" w:w="110"/>
+            </w:tcMar>
+          </w:tcPr>
+          <w:p>
+            <w:pPr>
+              <w:spacing w:after="0" w:before="0"/>
+            </w:pPr>
+            <w:r>
+              <w:rPr>
+                <w:rFonts w:ascii="Consolas" w:cs="Consolas" w:eastAsia="Consolas" w:hAnsi="Consolas"/>
+                <w:color w:val="2A4258"/>
+                <w:sz w:val="16"/>
+                <w:szCs w:val="16"/>
+                <w:shd w:fill="F2F0EA" w:val="clear"/>
+              </w:rPr>
+              <w:t xml:space="preserve">GET_PROJECT_URL</w:t>
+            </w:r>
+          </w:p>
+        </w:tc>
+        <w:tc>
+          <w:tcPr>
+            <w:tcW w:type="dxa" w:w="5625"/>
+            <w:shd w:fill="FFFFFF" w:val="clear"/>
+            <w:tcMar>
+              <w:top w:type="dxa" w:w="60"/>
+              <w:left w:type="dxa" w:w="110"/>
+              <w:bottom w:type="dxa" w:w="60"/>
+              <w:right w:type="dxa" w:w="110"/>
+            </w:tcMar>
+          </w:tcPr>
+          <w:p>
+            <w:pPr>
+              <w:spacing w:after="0" w:before="0"/>
+            </w:pPr>
+            <w:r>
+              <w:rPr>
+                <w:rFonts w:ascii="Arial" w:cs="Arial" w:eastAsia="Arial" w:hAnsi="Arial"/>
+                <w:color w:val="1C2B3A"/>
+                <w:sz w:val="18"/>
+                <w:szCs w:val="18"/>
+              </w:rPr>
+              <w:t xml:space="preserve">the Get projects trigger URL</w:t>
+            </w:r>
+          </w:p>
+        </w:tc>
+      </w:tr>
+      <w:tr>
+        <w:tc>
+          <w:tcPr>
+            <w:tcW w:type="dxa" w:w="3401"/>
+            <w:shd w:fill="FFFFFF" w:val="clear"/>
+            <w:tcMar>
+              <w:top w:type="dxa" w:w="60"/>
+              <w:left w:type="dxa" w:w="110"/>
+              <w:bottom w:type="dxa" w:w="60"/>
+              <w:right w:type="dxa" w:w="110"/>
+            </w:tcMar>
+          </w:tcPr>
+          <w:p>
+            <w:pPr>
+              <w:spacing w:after="0" w:before="0"/>
+            </w:pPr>
+            <w:r>
+              <w:rPr>
+                <w:rFonts w:ascii="Consolas" w:cs="Consolas" w:eastAsia="Consolas" w:hAnsi="Consolas"/>
+                <w:color w:val="2A4258"/>
+                <w:sz w:val="16"/>
+                <w:szCs w:val="16"/>
+                <w:shd w:fill="F2F0EA" w:val="clear"/>
+              </w:rPr>
+              <w:t xml:space="preserve">FILE_PDF_URL</w:t>
+            </w:r>
+          </w:p>
+        </w:tc>
+        <w:tc>
+          <w:tcPr>
+            <w:tcW w:type="dxa" w:w="5625"/>
+            <w:shd w:fill="FFFFFF" w:val="clear"/>
+            <w:tcMar>
+              <w:top w:type="dxa" w:w="60"/>
+              <w:left w:type="dxa" w:w="110"/>
+              <w:bottom w:type="dxa" w:w="60"/>
+              <w:right w:type="dxa" w:w="110"/>
+            </w:tcMar>
+          </w:tcPr>
+          <w:p>
+            <w:pPr>
+              <w:spacing w:after="0" w:before="0"/>
+            </w:pPr>
+            <w:r>
+              <w:rPr>
+                <w:rFonts w:ascii="Arial" w:cs="Arial" w:eastAsia="Arial" w:hAnsi="Arial"/>
+                <w:color w:val="1C2B3A"/>
+                <w:sz w:val="18"/>
+                <w:szCs w:val="18"/>
+              </w:rPr>
+              <w:t xml:space="preserve">the File the PDF trigger URL</w:t>
+            </w:r>
+          </w:p>
+        </w:tc>
+      </w:tr>
+      <w:tr>
+        <w:tc>
+          <w:tcPr>
+            <w:tcW w:type="dxa" w:w="3401"/>
+            <w:shd w:fill="FFFFFF" w:val="clear"/>
+            <w:tcMar>
+              <w:top w:type="dxa" w:w="60"/>
+              <w:left w:type="dxa" w:w="110"/>
+              <w:bottom w:type="dxa" w:w="60"/>
+              <w:right w:type="dxa" w:w="110"/>
+            </w:tcMar>
+          </w:tcPr>
+          <w:p>
+            <w:pPr>
+              <w:spacing w:after="0" w:before="0"/>
+            </w:pPr>
+            <w:r>
+              <w:rPr>
+                <w:rFonts w:ascii="Consolas" w:cs="Consolas" w:eastAsia="Consolas" w:hAnsi="Consolas"/>
+                <w:color w:val="2A4258"/>
+                <w:sz w:val="16"/>
+                <w:szCs w:val="16"/>
+                <w:shd w:fill="F2F0EA" w:val="clear"/>
+              </w:rPr>
+              <w:t xml:space="preserve">VARIATION_LOG_READ_URL</w:t>
+            </w:r>
+          </w:p>
+        </w:tc>
+        <w:tc>
+          <w:tcPr>
+            <w:tcW w:type="dxa" w:w="5625"/>
+            <w:shd w:fill="FFFFFF" w:val="clear"/>
+            <w:tcMar>
+              <w:top w:type="dxa" w:w="60"/>
+              <w:left w:type="dxa" w:w="110"/>
+              <w:bottom w:type="dxa" w:w="60"/>
+              <w:right w:type="dxa" w:w="110"/>
+            </w:tcMar>
+          </w:tcPr>
+          <w:p>
+            <w:pPr>
+              <w:spacing w:after="0" w:before="0"/>
+            </w:pPr>
+            <w:r>
+              <w:rPr>
+                <w:rFonts w:ascii="Arial" w:cs="Arial" w:eastAsia="Arial" w:hAnsi="Arial"/>
+                <w:color w:val="1C2B3A"/>
+                <w:sz w:val="18"/>
+                <w:szCs w:val="18"/>
+              </w:rPr>
+              <w:t xml:space="preserve">the Variation log read trigger URL</w:t>
+            </w:r>
+          </w:p>
+        </w:tc>
+      </w:tr>
+      <w:tr>
+        <w:tc>
+          <w:tcPr>
+            <w:tcW w:type="dxa" w:w="3401"/>
+            <w:shd w:fill="FFFFFF" w:val="clear"/>
+            <w:tcMar>
+              <w:top w:type="dxa" w:w="60"/>
+              <w:left w:type="dxa" w:w="110"/>
+              <w:bottom w:type="dxa" w:w="60"/>
+              <w:right w:type="dxa" w:w="110"/>
+            </w:tcMar>
+          </w:tcPr>
+          <w:p>
+            <w:pPr>
+              <w:spacing w:after="0" w:before="0"/>
+            </w:pPr>
+            <w:r>
+              <w:rPr>
+                <w:rFonts w:ascii="Consolas" w:cs="Consolas" w:eastAsia="Consolas" w:hAnsi="Consolas"/>
+                <w:color w:val="2A4258"/>
+                <w:sz w:val="16"/>
+                <w:szCs w:val="16"/>
+                <w:shd w:fill="F2F0EA" w:val="clear"/>
+              </w:rPr>
+              <w:t xml:space="preserve">VARIATION_LOG_WRITE_URL</w:t>
+            </w:r>
+          </w:p>
+        </w:tc>
+        <w:tc>
+          <w:tcPr>
+            <w:tcW w:type="dxa" w:w="5625"/>
+            <w:shd w:fill="FFFFFF" w:val="clear"/>
+            <w:tcMar>
+              <w:top w:type="dxa" w:w="60"/>
+              <w:left w:type="dxa" w:w="110"/>
+              <w:bottom w:type="dxa" w:w="60"/>
+              <w:right w:type="dxa" w:w="110"/>
+            </w:tcMar>
+          </w:tcPr>
+          <w:p>
+            <w:pPr>
+              <w:spacing w:after="0" w:before="0"/>
+            </w:pPr>
+            <w:r>
+              <w:rPr>
+                <w:rFonts w:ascii="Arial" w:cs="Arial" w:eastAsia="Arial" w:hAnsi="Arial"/>
+                <w:color w:val="1C2B3A"/>
+                <w:sz w:val="18"/>
+                <w:szCs w:val="18"/>
+              </w:rPr>
+              <w:t xml:space="preserve">the Variation log write trigger URL</w:t>
+            </w:r>
+          </w:p>
+        </w:tc>
+      </w:tr>
+      <w:tr>
+        <w:tc>
+          <w:tcPr>
+            <w:tcW w:type="dxa" w:w="3401"/>
+            <w:shd w:fill="FFFFFF" w:val="clear"/>
+            <w:tcMar>
+              <w:top w:type="dxa" w:w="60"/>
+              <w:left w:type="dxa" w:w="110"/>
+              <w:bottom w:type="dxa" w:w="60"/>
+              <w:right w:type="dxa" w:w="110"/>
+            </w:tcMar>
+          </w:tcPr>
+          <w:p>
+            <w:pPr>
+              <w:spacing w:after="0" w:before="0"/>
+            </w:pPr>
+            <w:r>
+              <w:rPr>
+                <w:rFonts w:ascii="Consolas" w:cs="Consolas" w:eastAsia="Consolas" w:hAnsi="Consolas"/>
+                <w:color w:val="2A4258"/>
+                <w:sz w:val="16"/>
+                <w:szCs w:val="16"/>
+                <w:shd w:fill="F2F0EA" w:val="clear"/>
+              </w:rPr>
+              <w:t xml:space="preserve">WRITE_PROFESSIONALLY_URL</w:t>
+            </w:r>
+          </w:p>
+        </w:tc>
+        <w:tc>
+          <w:tcPr>
+            <w:tcW w:type="dxa" w:w="5625"/>
+            <w:shd w:fill="FFFFFF" w:val="clear"/>
+            <w:tcMar>
+              <w:top w:type="dxa" w:w="60"/>
+              <w:left w:type="dxa" w:w="110"/>
+              <w:bottom w:type="dxa" w:w="60"/>
+              <w:right w:type="dxa" w:w="110"/>
+            </w:tcMar>
+          </w:tcPr>
+          <w:p>
+            <w:pPr>
+              <w:spacing w:after="0" w:before="0"/>
+            </w:pPr>
+            <w:r>
+              <w:rPr>
+                <w:rFonts w:ascii="Arial" w:cs="Arial" w:eastAsia="Arial" w:hAnsi="Arial"/>
+                <w:color w:val="1C2B3A"/>
+                <w:sz w:val="18"/>
+                <w:szCs w:val="18"/>
+              </w:rPr>
+              <w:t xml:space="preserve">the Write professionally trigger URL</w:t>
+            </w:r>
+          </w:p>
+        </w:tc>
+      </w:tr>
+      <w:tr>
+        <w:tc>
+          <w:tcPr>
+            <w:tcW w:type="dxa" w:w="3401"/>
+            <w:shd w:fill="FFFFFF" w:val="clear"/>
+            <w:tcMar>
+              <w:top w:type="dxa" w:w="60"/>
+              <w:left w:type="dxa" w:w="110"/>
+              <w:bottom w:type="dxa" w:w="60"/>
+              <w:right w:type="dxa" w:w="110"/>
+            </w:tcMar>
+          </w:tcPr>
+          <w:p>
+            <w:pPr>
+              <w:spacing w:after="0" w:before="0"/>
+            </w:pPr>
+            <w:r>
+              <w:rPr>
+                <w:rFonts w:ascii="Consolas" w:cs="Consolas" w:eastAsia="Consolas" w:hAnsi="Consolas"/>
+                <w:color w:val="2A4258"/>
+                <w:sz w:val="16"/>
+                <w:szCs w:val="16"/>
+                <w:shd w:fill="F2F0EA" w:val="clear"/>
+              </w:rPr>
+              <w:t xml:space="preserve">SETTINGS_PASSWORD_SALT</w:t>
+            </w:r>
+          </w:p>
+        </w:tc>
+        <w:tc>
+          <w:tcPr>
+            <w:tcW w:type="dxa" w:w="5625"/>
+            <w:shd w:fill="FFFFFF" w:val="clear"/>
+            <w:tcMar>
+              <w:top w:type="dxa" w:w="60"/>
+              <w:left w:type="dxa" w:w="110"/>
+              <w:bottom w:type="dxa" w:w="60"/>
+              <w:right w:type="dxa" w:w="110"/>
+            </w:tcMar>
+          </w:tcPr>
+          <w:p>
+            <w:pPr>
+              <w:spacing w:after="0" w:before="0"/>
+            </w:pPr>
+            <w:r>
+              <w:rPr>
+                <w:rFonts w:ascii="Arial" w:cs="Arial" w:eastAsia="Arial" w:hAnsi="Arial"/>
+                <w:color w:val="1C2B3A"/>
+                <w:sz w:val="18"/>
+                <w:szCs w:val="18"/>
+              </w:rPr>
+              <w:t xml:space="preserve">the </w:t>
+            </w:r>
+            <w:r>
+              <w:rPr>
+                <w:rFonts w:ascii="Consolas" w:cs="Consolas" w:eastAsia="Consolas" w:hAnsi="Consolas"/>
+                <w:color w:val="2A4258"/>
+                <w:sz w:val="16"/>
+                <w:szCs w:val="16"/>
+                <w:shd w:fill="F2F0EA" w:val="clear"/>
+              </w:rPr>
+              <w:t xml:space="preserve">salt</w:t>
+            </w:r>
+            <w:r>
+              <w:rPr>
+                <w:rFonts w:ascii="Arial" w:cs="Arial" w:eastAsia="Arial" w:hAnsi="Arial"/>
+                <w:color w:val="1C2B3A"/>
+                <w:sz w:val="18"/>
+                <w:szCs w:val="18"/>
+              </w:rPr>
+              <w:t xml:space="preserve"> from your </w:t>
+            </w:r>
+            <w:r>
+              <w:rPr>
+                <w:rFonts w:ascii="Consolas" w:cs="Consolas" w:eastAsia="Consolas" w:hAnsi="Consolas"/>
+                <w:color w:val="2A4258"/>
+                <w:sz w:val="16"/>
+                <w:szCs w:val="16"/>
+                <w:shd w:fill="F2F0EA" w:val="clear"/>
+              </w:rPr>
+              <w:t xml:space="preserve">settings-password.js</w:t>
+            </w:r>
+          </w:p>
+        </w:tc>
+      </w:tr>
+      <w:tr>
+        <w:tc>
+          <w:tcPr>
+            <w:tcW w:type="dxa" w:w="3401"/>
+            <w:shd w:fill="FFFFFF" w:val="clear"/>
+            <w:tcMar>
+              <w:top w:type="dxa" w:w="60"/>
+              <w:left w:type="dxa" w:w="110"/>
+              <w:bottom w:type="dxa" w:w="60"/>
+              <w:right w:type="dxa" w:w="110"/>
+            </w:tcMar>
+          </w:tcPr>
+          <w:p>
+            <w:pPr>
+              <w:spacing w:after="0" w:before="0"/>
+            </w:pPr>
+            <w:r>
+              <w:rPr>
+                <w:rFonts w:ascii="Consolas" w:cs="Consolas" w:eastAsia="Consolas" w:hAnsi="Consolas"/>
+                <w:color w:val="2A4258"/>
+                <w:sz w:val="16"/>
+                <w:szCs w:val="16"/>
+                <w:shd w:fill="F2F0EA" w:val="clear"/>
+              </w:rPr>
+              <w:t xml:space="preserve">SETTINGS_PASSWORD_HASH</w:t>
+            </w:r>
+          </w:p>
+        </w:tc>
+        <w:tc>
+          <w:tcPr>
+            <w:tcW w:type="dxa" w:w="5625"/>
+            <w:shd w:fill="FFFFFF" w:val="clear"/>
+            <w:tcMar>
+              <w:top w:type="dxa" w:w="60"/>
+              <w:left w:type="dxa" w:w="110"/>
+              <w:bottom w:type="dxa" w:w="60"/>
+              <w:right w:type="dxa" w:w="110"/>
+            </w:tcMar>
+          </w:tcPr>
+          <w:p>
+            <w:pPr>
+              <w:spacing w:after="0" w:before="0"/>
+            </w:pPr>
+            <w:r>
+              <w:rPr>
+                <w:rFonts w:ascii="Arial" w:cs="Arial" w:eastAsia="Arial" w:hAnsi="Arial"/>
+                <w:color w:val="1C2B3A"/>
+                <w:sz w:val="18"/>
+                <w:szCs w:val="18"/>
+              </w:rPr>
+              <w:t xml:space="preserve">the </w:t>
+            </w:r>
+            <w:r>
+              <w:rPr>
+                <w:rFonts w:ascii="Consolas" w:cs="Consolas" w:eastAsia="Consolas" w:hAnsi="Consolas"/>
+                <w:color w:val="2A4258"/>
+                <w:sz w:val="16"/>
+                <w:szCs w:val="16"/>
+                <w:shd w:fill="F2F0EA" w:val="clear"/>
+              </w:rPr>
+              <w:t xml:space="preserve">hash</w:t>
+            </w:r>
+            <w:r>
+              <w:rPr>
+                <w:rFonts w:ascii="Arial" w:cs="Arial" w:eastAsia="Arial" w:hAnsi="Arial"/>
+                <w:color w:val="1C2B3A"/>
+                <w:sz w:val="18"/>
+                <w:szCs w:val="18"/>
+              </w:rPr>
+              <w:t xml:space="preserve"> from the same file</w:t>
+            </w:r>
+          </w:p>
+        </w:tc>
+      </w:tr>
+    </w:tbl>
+    <w:p>
+      <w:pPr>
+        <w:spacing w:after="200"/>
+      </w:pPr>
+    </w:p>
+    <w:p>
+      <w:pPr>
+        <w:spacing w:after="160" w:line="276"/>
+      </w:pPr>
+      <w:r>
+        <w:rPr>
+          <w:rFonts w:ascii="Arial" w:cs="Arial" w:eastAsia="Arial" w:hAnsi="Arial"/>
+          <w:color w:val="1C2B3A"/>
+          <w:sz w:val="20"/>
+          <w:szCs w:val="20"/>
+        </w:rPr>
+        <w:t xml:space="preserve">Tick </w:t>
+      </w:r>
+      <w:r>
+        <w:rPr>
+          <w:rFonts w:ascii="Arial" w:cs="Arial" w:eastAsia="Arial" w:hAnsi="Arial"/>
+          <w:b/>
+          <w:bCs/>
+          <w:color w:val="1C2B3A"/>
+          <w:sz w:val="20"/>
+          <w:szCs w:val="20"/>
+        </w:rPr>
+        <w:t xml:space="preserve">Contains secret values</w:t>
+      </w:r>
+      <w:r>
+        <w:rPr>
+          <w:rFonts w:ascii="Arial" w:cs="Arial" w:eastAsia="Arial" w:hAnsi="Arial"/>
+          <w:color w:val="1C2B3A"/>
+          <w:sz w:val="20"/>
+          <w:szCs w:val="20"/>
+        </w:rPr>
+        <w:t xml:space="preserve"> on all seven. Then </w:t>
+      </w:r>
+      <w:r>
+        <w:rPr>
+          <w:rFonts w:ascii="Arial" w:cs="Arial" w:eastAsia="Arial" w:hAnsi="Arial"/>
+          <w:b/>
+          <w:bCs/>
+          <w:color w:val="1C2B3A"/>
+          <w:sz w:val="20"/>
+          <w:szCs w:val="20"/>
+        </w:rPr>
+        <w:t xml:space="preserve">Deploys → Trigger deploy → Clear cache and deploy site</w:t>
+      </w:r>
+      <w:r>
+        <w:rPr>
+          <w:rFonts w:ascii="Arial" w:cs="Arial" w:eastAsia="Arial" w:hAnsi="Arial"/>
+          <w:color w:val="1C2B3A"/>
+          <w:sz w:val="20"/>
+          <w:szCs w:val="20"/>
+        </w:rPr>
+        <w:t xml:space="preserve">.</w:t>
+      </w:r>
+    </w:p>
+    <w:p>
+      <w:pPr>
+        <w:spacing w:after="160" w:line="276"/>
+      </w:pPr>
+      <w:r>
+        <w:rPr>
+          <w:rFonts w:ascii="Arial" w:cs="Arial" w:eastAsia="Arial" w:hAnsi="Arial"/>
+          <w:color w:val="1C2B3A"/>
+          <w:sz w:val="20"/>
+          <w:szCs w:val="20"/>
+        </w:rPr>
+        <w:t xml:space="preserve">The build refuses to ship a URL that is not </w:t>
+      </w:r>
+      <w:r>
+        <w:rPr>
+          <w:rFonts w:ascii="Consolas" w:cs="Consolas" w:eastAsia="Consolas" w:hAnsi="Consolas"/>
+          <w:color w:val="2A4258"/>
+          <w:sz w:val="18"/>
+          <w:szCs w:val="18"/>
+          <w:shd w:fill="F2F0EA" w:val="clear"/>
+        </w:rPr>
+        <w:t xml:space="preserve">https://</w:t>
+      </w:r>
+      <w:r>
+        <w:rPr>
+          <w:rFonts w:ascii="Arial" w:cs="Arial" w:eastAsia="Arial" w:hAnsi="Arial"/>
+          <w:color w:val="1C2B3A"/>
+          <w:sz w:val="20"/>
+          <w:szCs w:val="20"/>
+        </w:rPr>
+        <w:t xml:space="preserve"> or that contains a quote or a line break, rather than writing something broken into the page. A missing variable is not an error — that flow is simply absent, and the build stamp on the Settings screen says how many of the five made it in.</w:t>
+      </w:r>
+    </w:p>
+    <w:p>
+      <w:pPr>
+        <w:pStyle w:val="Heading2"/>
+        <w:spacing w:after="140" w:before="320"/>
+      </w:pPr>
+      <w:r>
+        <w:rPr>
+          <w:rFonts w:ascii="Arial" w:cs="Arial" w:eastAsia="Arial" w:hAnsi="Arial"/>
+          <w:b/>
+          <w:bCs/>
+          <w:color w:val="2A4258"/>
+          <w:sz w:val="24"/>
+          <w:szCs w:val="24"/>
+        </w:rPr>
+        <w:t xml:space="preserve">Checking it worked</w:t>
+      </w:r>
+    </w:p>
+    <w:p>
+      <w:pPr>
+        <w:spacing w:after="160" w:line="276"/>
+      </w:pPr>
+      <w:r>
+        <w:rPr>
+          <w:rFonts w:ascii="Arial" w:cs="Arial" w:eastAsia="Arial" w:hAnsi="Arial"/>
+          <w:color w:val="1C2B3A"/>
+          <w:sz w:val="20"/>
+          <w:szCs w:val="20"/>
+        </w:rPr>
+        <w:t xml:space="preserve">Open the site in a private window and go to </w:t>
+      </w:r>
+      <w:r>
+        <w:rPr>
+          <w:rFonts w:ascii="Arial" w:cs="Arial" w:eastAsia="Arial" w:hAnsi="Arial"/>
+          <w:b/>
+          <w:bCs/>
+          <w:color w:val="1C2B3A"/>
+          <w:sz w:val="20"/>
+          <w:szCs w:val="20"/>
+        </w:rPr>
+        <w:t xml:space="preserve">Settings</w:t>
+      </w:r>
+      <w:r>
+        <w:rPr>
+          <w:rFonts w:ascii="Arial" w:cs="Arial" w:eastAsia="Arial" w:hAnsi="Arial"/>
+          <w:color w:val="1C2B3A"/>
+          <w:sz w:val="20"/>
+          <w:szCs w:val="20"/>
+        </w:rPr>
+        <w:t xml:space="preserve">. The line at the top reads either </w:t>
+      </w:r>
+      <w:r>
+        <w:rPr>
+          <w:rFonts w:ascii="Arial" w:cs="Arial" w:eastAsia="Arial" w:hAnsi="Arial"/>
+          <w:i/>
+          <w:iCs/>
+          <w:color w:val="1C2B3A"/>
+          <w:sz w:val="20"/>
+          <w:szCs w:val="20"/>
+        </w:rPr>
+        <w:t xml:space="preserve">"All 5 Power Automate flows are built into this copy"</w:t>
+      </w:r>
+      <w:r>
+        <w:rPr>
+          <w:rFonts w:ascii="Arial" w:cs="Arial" w:eastAsia="Arial" w:hAnsi="Arial"/>
+          <w:color w:val="1C2B3A"/>
+          <w:sz w:val="20"/>
+          <w:szCs w:val="20"/>
+        </w:rPr>
+        <w:t xml:space="preserve"> with the build time, or how many are missing. If it says 0, the variables are not set on the site or the deploy ran before they were.</w:t>
+      </w:r>
+    </w:p>
+    <w:p>
+      <w:pPr>
+        <w:pStyle w:val="Heading2"/>
+        <w:spacing w:after="140" w:before="320"/>
+      </w:pPr>
+      <w:r>
+        <w:rPr>
+          <w:rFonts w:ascii="Arial" w:cs="Arial" w:eastAsia="Arial" w:hAnsi="Arial"/>
+          <w:b/>
+          <w:bCs/>
+          <w:color w:val="2A4258"/>
+          <w:sz w:val="24"/>
+          <w:szCs w:val="24"/>
+        </w:rPr>
+        <w:t xml:space="preserve">Deploying by hand instead</w:t>
+      </w:r>
+    </w:p>
+    <w:p>
+      <w:pPr>
+        <w:spacing w:after="160" w:line="276"/>
+      </w:pPr>
+      <w:r>
+        <w:rPr>
+          <w:rFonts w:ascii="Arial" w:cs="Arial" w:eastAsia="Arial" w:hAnsi="Arial"/>
+          <w:color w:val="1C2B3A"/>
+          <w:sz w:val="20"/>
+          <w:szCs w:val="20"/>
+        </w:rPr>
+        <w:t xml:space="preserve">Still possible, and still what </w:t>
+      </w:r>
+      <w:r>
+        <w:rPr>
+          <w:rFonts w:ascii="Consolas" w:cs="Consolas" w:eastAsia="Consolas" w:hAnsi="Consolas"/>
+          <w:color w:val="2A4258"/>
+          <w:sz w:val="18"/>
+          <w:szCs w:val="18"/>
+          <w:shd w:fill="F2F0EA" w:val="clear"/>
+        </w:rPr>
+        <w:t xml:space="preserve">tools/make-deploy-folder.py</w:t>
+      </w:r>
+      <w:r>
+        <w:rPr>
+          <w:rFonts w:ascii="Arial" w:cs="Arial" w:eastAsia="Arial" w:hAnsi="Arial"/>
+          <w:color w:val="1C2B3A"/>
+          <w:sz w:val="20"/>
+          <w:szCs w:val="20"/>
+        </w:rPr>
+        <w:t xml:space="preserve"> builds — but remember the next push overwrites it. Use it for testing a build locally, not for putting one live.</w:t>
       </w:r>
     </w:p>
     <w:p>

--- a/docs/word/1 - Deploy to Netlify.docx
+++ b/docs/word/1 - Deploy to Netlify.docx
@@ -697,8 +697,8 @@
         </w:tblBorders>
       </w:tblPr>
       <w:tblGrid>
-        <w:gridCol w:w="3401"/>
-        <w:gridCol w:w="5625"/>
+        <w:gridCol w:w="2728"/>
+        <w:gridCol w:w="6298"/>
       </w:tblGrid>
       <w:tr>
         <w:trPr>
@@ -706,7 +706,7 @@
         </w:trPr>
         <w:tc>
           <w:tcPr>
-            <w:tcW w:type="dxa" w:w="3401"/>
+            <w:tcW w:type="dxa" w:w="2728"/>
             <w:shd w:fill="4C5C6D" w:val="clear"/>
             <w:tcMar>
               <w:top w:type="dxa" w:w="60"/>
@@ -734,7 +734,7 @@
         </w:tc>
         <w:tc>
           <w:tcPr>
-            <w:tcW w:type="dxa" w:w="5625"/>
+            <w:tcW w:type="dxa" w:w="6298"/>
             <w:shd w:fill="4C5C6D" w:val="clear"/>
             <w:tcMar>
               <w:top w:type="dxa" w:w="60"/>
@@ -764,7 +764,7 @@
       <w:tr>
         <w:tc>
           <w:tcPr>
-            <w:tcW w:type="dxa" w:w="3401"/>
+            <w:tcW w:type="dxa" w:w="2728"/>
             <w:shd w:fill="FFFFFF" w:val="clear"/>
             <w:tcMar>
               <w:top w:type="dxa" w:w="60"/>
@@ -791,7 +791,7 @@
         </w:tc>
         <w:tc>
           <w:tcPr>
-            <w:tcW w:type="dxa" w:w="5625"/>
+            <w:tcW w:type="dxa" w:w="6298"/>
             <w:shd w:fill="FFFFFF" w:val="clear"/>
             <w:tcMar>
               <w:top w:type="dxa" w:w="60"/>
@@ -819,7 +819,7 @@
       <w:tr>
         <w:tc>
           <w:tcPr>
-            <w:tcW w:type="dxa" w:w="3401"/>
+            <w:tcW w:type="dxa" w:w="2728"/>
             <w:shd w:fill="FFFFFF" w:val="clear"/>
             <w:tcMar>
               <w:top w:type="dxa" w:w="60"/>
@@ -846,7 +846,7 @@
         </w:tc>
         <w:tc>
           <w:tcPr>
-            <w:tcW w:type="dxa" w:w="5625"/>
+            <w:tcW w:type="dxa" w:w="6298"/>
             <w:shd w:fill="FFFFFF" w:val="clear"/>
             <w:tcMar>
               <w:top w:type="dxa" w:w="60"/>
@@ -874,7 +874,7 @@
       <w:tr>
         <w:tc>
           <w:tcPr>
-            <w:tcW w:type="dxa" w:w="3401"/>
+            <w:tcW w:type="dxa" w:w="2728"/>
             <w:shd w:fill="FFFFFF" w:val="clear"/>
             <w:tcMar>
               <w:top w:type="dxa" w:w="60"/>
@@ -901,7 +901,7 @@
         </w:tc>
         <w:tc>
           <w:tcPr>
-            <w:tcW w:type="dxa" w:w="5625"/>
+            <w:tcW w:type="dxa" w:w="6298"/>
             <w:shd w:fill="FFFFFF" w:val="clear"/>
             <w:tcMar>
               <w:top w:type="dxa" w:w="60"/>
@@ -929,7 +929,7 @@
       <w:tr>
         <w:tc>
           <w:tcPr>
-            <w:tcW w:type="dxa" w:w="3401"/>
+            <w:tcW w:type="dxa" w:w="2728"/>
             <w:shd w:fill="FFFFFF" w:val="clear"/>
             <w:tcMar>
               <w:top w:type="dxa" w:w="60"/>
@@ -956,7 +956,7 @@
         </w:tc>
         <w:tc>
           <w:tcPr>
-            <w:tcW w:type="dxa" w:w="5625"/>
+            <w:tcW w:type="dxa" w:w="6298"/>
             <w:shd w:fill="FFFFFF" w:val="clear"/>
             <w:tcMar>
               <w:top w:type="dxa" w:w="60"/>
@@ -984,7 +984,7 @@
       <w:tr>
         <w:tc>
           <w:tcPr>
-            <w:tcW w:type="dxa" w:w="3401"/>
+            <w:tcW w:type="dxa" w:w="2728"/>
             <w:shd w:fill="FFFFFF" w:val="clear"/>
             <w:tcMar>
               <w:top w:type="dxa" w:w="60"/>
@@ -1011,7 +1011,7 @@
         </w:tc>
         <w:tc>
           <w:tcPr>
-            <w:tcW w:type="dxa" w:w="5625"/>
+            <w:tcW w:type="dxa" w:w="6298"/>
             <w:shd w:fill="FFFFFF" w:val="clear"/>
             <w:tcMar>
               <w:top w:type="dxa" w:w="60"/>
@@ -1039,7 +1039,62 @@
       <w:tr>
         <w:tc>
           <w:tcPr>
-            <w:tcW w:type="dxa" w:w="3401"/>
+            <w:tcW w:type="dxa" w:w="2728"/>
+            <w:shd w:fill="FFFFFF" w:val="clear"/>
+            <w:tcMar>
+              <w:top w:type="dxa" w:w="60"/>
+              <w:left w:type="dxa" w:w="110"/>
+              <w:bottom w:type="dxa" w:w="60"/>
+              <w:right w:type="dxa" w:w="110"/>
+            </w:tcMar>
+          </w:tcPr>
+          <w:p>
+            <w:pPr>
+              <w:spacing w:after="0" w:before="0"/>
+            </w:pPr>
+            <w:r>
+              <w:rPr>
+                <w:rFonts w:ascii="Consolas" w:cs="Consolas" w:eastAsia="Consolas" w:hAnsi="Consolas"/>
+                <w:color w:val="2A4258"/>
+                <w:sz w:val="16"/>
+                <w:szCs w:val="16"/>
+                <w:shd w:fill="F2F0EA" w:val="clear"/>
+              </w:rPr>
+              <w:t xml:space="preserve">OPEN_VARIATION_FILE_URL</w:t>
+            </w:r>
+          </w:p>
+        </w:tc>
+        <w:tc>
+          <w:tcPr>
+            <w:tcW w:type="dxa" w:w="6298"/>
+            <w:shd w:fill="FFFFFF" w:val="clear"/>
+            <w:tcMar>
+              <w:top w:type="dxa" w:w="60"/>
+              <w:left w:type="dxa" w:w="110"/>
+              <w:bottom w:type="dxa" w:w="60"/>
+              <w:right w:type="dxa" w:w="110"/>
+            </w:tcMar>
+          </w:tcPr>
+          <w:p>
+            <w:pPr>
+              <w:spacing w:after="0" w:before="0"/>
+            </w:pPr>
+            <w:r>
+              <w:rPr>
+                <w:rFonts w:ascii="Arial" w:cs="Arial" w:eastAsia="Arial" w:hAnsi="Arial"/>
+                <w:color w:val="1C2B3A"/>
+                <w:sz w:val="18"/>
+                <w:szCs w:val="18"/>
+              </w:rPr>
+              <w:t xml:space="preserve">the Open a variation file trigger URL (optional — see 9 - Saving and Reopening Variation Files.docx)</w:t>
+            </w:r>
+          </w:p>
+        </w:tc>
+      </w:tr>
+      <w:tr>
+        <w:tc>
+          <w:tcPr>
+            <w:tcW w:type="dxa" w:w="2728"/>
             <w:shd w:fill="FFFFFF" w:val="clear"/>
             <w:tcMar>
               <w:top w:type="dxa" w:w="60"/>
@@ -1066,7 +1121,7 @@
         </w:tc>
         <w:tc>
           <w:tcPr>
-            <w:tcW w:type="dxa" w:w="5625"/>
+            <w:tcW w:type="dxa" w:w="6298"/>
             <w:shd w:fill="FFFFFF" w:val="clear"/>
             <w:tcMar>
               <w:top w:type="dxa" w:w="60"/>
@@ -1123,7 +1178,7 @@
       <w:tr>
         <w:tc>
           <w:tcPr>
-            <w:tcW w:type="dxa" w:w="3401"/>
+            <w:tcW w:type="dxa" w:w="2728"/>
             <w:shd w:fill="FFFFFF" w:val="clear"/>
             <w:tcMar>
               <w:top w:type="dxa" w:w="60"/>
@@ -1150,7 +1205,7 @@
         </w:tc>
         <w:tc>
           <w:tcPr>
-            <w:tcW w:type="dxa" w:w="5625"/>
+            <w:tcW w:type="dxa" w:w="6298"/>
             <w:shd w:fill="FFFFFF" w:val="clear"/>
             <w:tcMar>
               <w:top w:type="dxa" w:w="60"/>
@@ -2938,7 +2993,7 @@
       </w:r>
     </w:p>
     <w:sectPr>
-      <w:footerReference w:type="default" r:id="rId7"/>
+      <w:footerReference w:type="default" r:id="rId6"/>
       <w:pgSz w:w="11906" w:h="16838" w:orient="portrait"/>
       <w:pgMar w:top="1440" w:right="1440" w:bottom="1440" w:left="1440" w:header="708" w:footer="708" w:gutter="0"/>
       <w:pgNumType/>
@@ -2946,10 +3001,6 @@
     </w:sectPr>
   </w:body>
 </w:document>
-</file>
-
-<file path=word/comments.xml><?xml version="1.0" encoding="utf-8"?>
-<w:comments xmlns:cx="http://schemas.microsoft.com/office/drawing/2014/chartex" xmlns:cx1="http://schemas.microsoft.com/office/drawing/2015/9/8/chartex" xmlns:cx2="http://schemas.microsoft.com/office/drawing/2015/10/21/chartex" xmlns:cx3="http://schemas.microsoft.com/office/drawing/2016/5/9/chartex" xmlns:cx4="http://schemas.microsoft.com/office/drawing/2016/5/10/chartex" xmlns:cx5="http://schemas.microsoft.com/office/drawing/2016/5/11/chartex" xmlns:cx6="http://schemas.microsoft.com/office/drawing/2016/5/12/chartex" xmlns:cx7="http://schemas.microsoft.com/office/drawing/2016/5/13/chartex" xmlns:cx8="http://schemas.microsoft.com/office/drawing/2016/5/14/chartex" xmlns:mc="http://schemas.openxmlformats.org/markup-compatibility/2006" xmlns:aink="http://schemas.microsoft.com/office/drawing/2016/ink" xmlns:am3d="http://schemas.microsoft.com/office/drawing/2017/model3d" xmlns:o="urn:schemas-microsoft-com:office:office" xmlns:r="http://schemas.openxmlformats.org/officeDocument/2006/relationships" xmlns:m="http://schemas.openxmlformats.org/officeDocument/2006/math" xmlns:v="urn:schemas-microsoft-com:vml" xmlns:wp14="http://schemas.microsoft.com/office/word/2010/wordprocessingDrawing" xmlns:wp="http://schemas.openxmlformats.org/drawingml/2006/wordprocessingDrawing" xmlns:w10="urn:schemas-microsoft-com:office:word" xmlns:w="http://schemas.openxmlformats.org/wordprocessingml/2006/main" xmlns:w14="http://schemas.microsoft.com/office/word/2010/wordml" xmlns:w15="http://schemas.microsoft.com/office/word/2012/wordml" xmlns:w16cex="http://schemas.microsoft.com/office/word/2018/wordml/cex" xmlns:w16cid="http://schemas.microsoft.com/office/word/2016/wordml/cid" xmlns:w16="http://schemas.microsoft.com/office/word/2018/wordml" xmlns:w16sdtdh="http://schemas.microsoft.com/office/word/2020/wordml/sdtdatahash" xmlns:w16se="http://schemas.microsoft.com/office/word/2015/wordml/symex" xmlns:wpg="http://schemas.microsoft.com/office/word/2010/wordprocessingGroup" xmlns:wpi="http://schemas.microsoft.com/office/word/2010/wordprocessingInk" xmlns:wne="http://schemas.microsoft.com/office/word/2006/wordml" xmlns:wps="http://schemas.microsoft.com/office/word/2010/wordprocessingShape"/>
 </file>
 
 <file path=word/endnotes.xml><?xml version="1.0" encoding="utf-8"?>
@@ -3003,14 +3054,86 @@
         <w:szCs w:val="16"/>
       </w:rPr>
       <w:t xml:space="preserve">1 - Deploy to Netlify    |    Page </w:t>
+    </w:r>
+    <w:r>
+      <w:rPr>
+        <w:rFonts w:ascii="Arial" w:cs="Arial" w:eastAsia="Arial" w:hAnsi="Arial"/>
+        <w:color w:val="6B6459"/>
+        <w:sz w:val="16"/>
+        <w:szCs w:val="16"/>
+      </w:rPr>
       <w:fldChar w:fldCharType="begin"/>
+    </w:r>
+    <w:r>
+      <w:rPr>
+        <w:rFonts w:ascii="Arial" w:cs="Arial" w:eastAsia="Arial" w:hAnsi="Arial"/>
+        <w:color w:val="6B6459"/>
+        <w:sz w:val="16"/>
+        <w:szCs w:val="16"/>
+      </w:rPr>
       <w:instrText xml:space="preserve">PAGE</w:instrText>
+    </w:r>
+    <w:r>
+      <w:rPr>
+        <w:rFonts w:ascii="Arial" w:cs="Arial" w:eastAsia="Arial" w:hAnsi="Arial"/>
+        <w:color w:val="6B6459"/>
+        <w:sz w:val="16"/>
+        <w:szCs w:val="16"/>
+      </w:rPr>
       <w:fldChar w:fldCharType="separate"/>
+    </w:r>
+    <w:r>
+      <w:rPr>
+        <w:rFonts w:ascii="Arial" w:cs="Arial" w:eastAsia="Arial" w:hAnsi="Arial"/>
+        <w:color w:val="6B6459"/>
+        <w:sz w:val="16"/>
+        <w:szCs w:val="16"/>
+      </w:rPr>
       <w:fldChar w:fldCharType="end"/>
+    </w:r>
+    <w:r>
+      <w:rPr>
+        <w:rFonts w:ascii="Arial" w:cs="Arial" w:eastAsia="Arial" w:hAnsi="Arial"/>
+        <w:color w:val="6B6459"/>
+        <w:sz w:val="16"/>
+        <w:szCs w:val="16"/>
+      </w:rPr>
       <w:t xml:space="preserve"> of </w:t>
+    </w:r>
+    <w:r>
+      <w:rPr>
+        <w:rFonts w:ascii="Arial" w:cs="Arial" w:eastAsia="Arial" w:hAnsi="Arial"/>
+        <w:color w:val="6B6459"/>
+        <w:sz w:val="16"/>
+        <w:szCs w:val="16"/>
+      </w:rPr>
       <w:fldChar w:fldCharType="begin"/>
+    </w:r>
+    <w:r>
+      <w:rPr>
+        <w:rFonts w:ascii="Arial" w:cs="Arial" w:eastAsia="Arial" w:hAnsi="Arial"/>
+        <w:color w:val="6B6459"/>
+        <w:sz w:val="16"/>
+        <w:szCs w:val="16"/>
+      </w:rPr>
       <w:instrText xml:space="preserve">NUMPAGES</w:instrText>
+    </w:r>
+    <w:r>
+      <w:rPr>
+        <w:rFonts w:ascii="Arial" w:cs="Arial" w:eastAsia="Arial" w:hAnsi="Arial"/>
+        <w:color w:val="6B6459"/>
+        <w:sz w:val="16"/>
+        <w:szCs w:val="16"/>
+      </w:rPr>
       <w:fldChar w:fldCharType="separate"/>
+    </w:r>
+    <w:r>
+      <w:rPr>
+        <w:rFonts w:ascii="Arial" w:cs="Arial" w:eastAsia="Arial" w:hAnsi="Arial"/>
+        <w:color w:val="6B6459"/>
+        <w:sz w:val="16"/>
+        <w:szCs w:val="16"/>
+      </w:rPr>
       <w:fldChar w:fldCharType="end"/>
     </w:r>
   </w:p>
@@ -3058,7 +3181,7 @@
 <w:numbering xmlns:wpc="http://schemas.microsoft.com/office/word/2010/wordprocessingCanvas" xmlns:mc="http://schemas.openxmlformats.org/markup-compatibility/2006" xmlns:o="urn:schemas-microsoft-com:office:office" xmlns:r="http://schemas.openxmlformats.org/officeDocument/2006/relationships" xmlns:m="http://schemas.openxmlformats.org/officeDocument/2006/math" xmlns:v="urn:schemas-microsoft-com:vml" xmlns:wp14="http://schemas.microsoft.com/office/word/2010/wordprocessingDrawing" xmlns:wp="http://schemas.openxmlformats.org/drawingml/2006/wordprocessingDrawing" xmlns:w10="urn:schemas-microsoft-com:office:word" xmlns:w="http://schemas.openxmlformats.org/wordprocessingml/2006/main" xmlns:w14="http://schemas.microsoft.com/office/word/2010/wordml" xmlns:w15="http://schemas.microsoft.com/office/word/2012/wordml" xmlns:wpg="http://schemas.microsoft.com/office/word/2010/wordprocessingGroup" xmlns:wpi="http://schemas.microsoft.com/office/word/2010/wordprocessingInk" xmlns:wne="http://schemas.microsoft.com/office/word/2006/wordml" xmlns:wps="http://schemas.microsoft.com/office/word/2010/wordprocessingShape" mc:Ignorable="w14 w15 wp14">
   <w:abstractNum w:abstractNumId="1" w15:restartNumberingAfterBreak="0">
     <w:multiLevelType w:val="hybridMultilevel"/>
-    <w:lvl w:ilvl="0" w15:tentative="1">
+    <w:lvl w:ilvl="0" w:tentative="1">
       <w:start w:val="1"/>
       <w:numFmt w:val="bullet"/>
       <w:lvlText w:val="●"/>
@@ -3067,7 +3190,7 @@
         <w:ind w:left="720" w:hanging="360"/>
       </w:pPr>
     </w:lvl>
-    <w:lvl w:ilvl="1" w15:tentative="1">
+    <w:lvl w:ilvl="1" w:tentative="1">
       <w:start w:val="1"/>
       <w:numFmt w:val="bullet"/>
       <w:lvlText w:val="○"/>
@@ -3076,7 +3199,7 @@
         <w:ind w:left="1440" w:hanging="360"/>
       </w:pPr>
     </w:lvl>
-    <w:lvl w:ilvl="2" w15:tentative="1">
+    <w:lvl w:ilvl="2" w:tentative="1">
       <w:start w:val="1"/>
       <w:numFmt w:val="bullet"/>
       <w:lvlText w:val="■"/>
@@ -3085,7 +3208,7 @@
         <w:ind w:left="2160" w:hanging="360"/>
       </w:pPr>
     </w:lvl>
-    <w:lvl w:ilvl="3" w15:tentative="1">
+    <w:lvl w:ilvl="3" w:tentative="1">
       <w:start w:val="1"/>
       <w:numFmt w:val="bullet"/>
       <w:lvlText w:val="●"/>
@@ -3094,7 +3217,7 @@
         <w:ind w:left="2880" w:hanging="360"/>
       </w:pPr>
     </w:lvl>
-    <w:lvl w:ilvl="4" w15:tentative="1">
+    <w:lvl w:ilvl="4" w:tentative="1">
       <w:start w:val="1"/>
       <w:numFmt w:val="bullet"/>
       <w:lvlText w:val="○"/>
@@ -3103,7 +3226,7 @@
         <w:ind w:left="3600" w:hanging="360"/>
       </w:pPr>
     </w:lvl>
-    <w:lvl w:ilvl="5" w15:tentative="1">
+    <w:lvl w:ilvl="5" w:tentative="1">
       <w:start w:val="1"/>
       <w:numFmt w:val="bullet"/>
       <w:lvlText w:val="■"/>
@@ -3112,7 +3235,7 @@
         <w:ind w:left="4320" w:hanging="360"/>
       </w:pPr>
     </w:lvl>
-    <w:lvl w:ilvl="6" w15:tentative="1">
+    <w:lvl w:ilvl="6" w:tentative="1">
       <w:start w:val="1"/>
       <w:numFmt w:val="bullet"/>
       <w:lvlText w:val="●"/>
@@ -3121,7 +3244,7 @@
         <w:ind w:left="5040" w:hanging="360"/>
       </w:pPr>
     </w:lvl>
-    <w:lvl w:ilvl="7" w15:tentative="1">
+    <w:lvl w:ilvl="7" w:tentative="1">
       <w:start w:val="1"/>
       <w:numFmt w:val="bullet"/>
       <w:lvlText w:val="●"/>
@@ -3130,7 +3253,7 @@
         <w:ind w:left="5760" w:hanging="360"/>
       </w:pPr>
     </w:lvl>
-    <w:lvl w:ilvl="8" w15:tentative="1">
+    <w:lvl w:ilvl="8" w:tentative="1">
       <w:start w:val="1"/>
       <w:numFmt w:val="bullet"/>
       <w:lvlText w:val="●"/>
@@ -3142,29 +3265,29 @@
   </w:abstractNum>
   <w:abstractNum w:abstractNumId="2" w15:restartNumberingAfterBreak="0">
     <w:multiLevelType w:val="hybridMultilevel"/>
-    <w:lvl w:ilvl="0" w15:tentative="1">
+    <w:lvl w:ilvl="0" w:tentative="1">
       <w:start w:val="1"/>
       <w:numFmt w:val="bullet"/>
       <w:lvlText w:val="•"/>
-      <w:lvlJc w:val="start"/>
+      <w:lvlJc w:val="left"/>
       <w:pPr>
         <w:ind w:left="400" w:hanging="240"/>
       </w:pPr>
     </w:lvl>
-    <w:lvl w:ilvl="1" w15:tentative="1">
+    <w:lvl w:ilvl="1" w:tentative="1">
       <w:start w:val="1"/>
       <w:numFmt w:val="bullet"/>
       <w:lvlText w:val="◦"/>
-      <w:lvlJc w:val="start"/>
+      <w:lvlJc w:val="left"/>
       <w:pPr>
         <w:ind w:left="800" w:hanging="240"/>
       </w:pPr>
     </w:lvl>
-    <w:lvl w:ilvl="2" w15:tentative="1">
+    <w:lvl w:ilvl="2" w:tentative="1">
       <w:start w:val="1"/>
       <w:numFmt w:val="bullet"/>
       <w:lvlText w:val="▪"/>
-      <w:lvlJc w:val="start"/>
+      <w:lvlJc w:val="left"/>
       <w:pPr>
         <w:ind w:left="1200" w:hanging="240"/>
       </w:pPr>
@@ -3172,29 +3295,29 @@
   </w:abstractNum>
   <w:abstractNum w:abstractNumId="3" w15:restartNumberingAfterBreak="0">
     <w:multiLevelType w:val="hybridMultilevel"/>
-    <w:lvl w:ilvl="0" w15:tentative="1">
+    <w:lvl w:ilvl="0" w:tentative="1">
       <w:start w:val="1"/>
       <w:numFmt w:val="decimal"/>
       <w:lvlText w:val="%1."/>
-      <w:lvlJc w:val="start"/>
+      <w:lvlJc w:val="left"/>
       <w:pPr>
         <w:ind w:left="420" w:hanging="260"/>
       </w:pPr>
     </w:lvl>
-    <w:lvl w:ilvl="1" w15:tentative="1">
+    <w:lvl w:ilvl="1" w:tentative="1">
       <w:start w:val="1"/>
       <w:numFmt w:val="decimal"/>
       <w:lvlText w:val="%2."/>
-      <w:lvlJc w:val="start"/>
+      <w:lvlJc w:val="left"/>
       <w:pPr>
         <w:ind w:left="840" w:hanging="260"/>
       </w:pPr>
     </w:lvl>
-    <w:lvl w:ilvl="2" w15:tentative="1">
+    <w:lvl w:ilvl="2" w:tentative="1">
       <w:start w:val="1"/>
       <w:numFmt w:val="decimal"/>
       <w:lvlText w:val="%3."/>
-      <w:lvlJc w:val="start"/>
+      <w:lvlJc w:val="left"/>
       <w:pPr>
         <w:ind w:left="1260" w:hanging="260"/>
       </w:pPr>
@@ -3211,10 +3334,22 @@
     <w:lvlOverride w:ilvl="0">
       <w:startOverride w:val="1"/>
     </w:lvlOverride>
+    <w:lvlOverride w:ilvl="1">
+      <w:startOverride w:val="1"/>
+    </w:lvlOverride>
+    <w:lvlOverride w:ilvl="2">
+      <w:startOverride w:val="1"/>
+    </w:lvlOverride>
   </w:num>
   <w:num w:numId="3">
     <w:abstractNumId w:val="3"/>
     <w:lvlOverride w:ilvl="0">
+      <w:startOverride w:val="1"/>
+    </w:lvlOverride>
+    <w:lvlOverride w:ilvl="1">
+      <w:startOverride w:val="1"/>
+    </w:lvlOverride>
+    <w:lvlOverride w:ilvl="2">
       <w:startOverride w:val="1"/>
     </w:lvlOverride>
   </w:num>
@@ -3234,6 +3369,25 @@
     </w:rPrDefault>
     <w:pPrDefault/>
   </w:docDefaults>
+  <w:style w:type="paragraph" w:styleId="Normal" w:default="1">
+    <w:name w:val="Normal"/>
+    <w:qFormat/>
+  </w:style>
+  <w:style w:type="table" w:styleId="TableNormal" w:default="true">
+    <w:name w:val="Normal Table"/>
+    <w:uiPriority w:val="99"/>
+    <w:semiHidden/>
+    <w:unhideWhenUsed/>
+    <w:tblPr>
+      <w:tblInd w:type="dxa" w:w="0"/>
+      <w:tblCellMar>
+        <w:top w:type="dxa" w:w="0"/>
+        <w:left w:type="dxa" w:w="108"/>
+        <w:bottom w:type="dxa" w:w="0"/>
+        <w:right w:type="dxa" w:w="108"/>
+      </w:tblCellMar>
+    </w:tblPr>
+  </w:style>
   <w:style w:type="paragraph" w:styleId="Title">
     <w:name w:val="Title"/>
     <w:basedOn w:val="Normal"/>
@@ -3406,4 +3560,294 @@
     </w:rPr>
   </w:style>
 </w:styles>
+</file>
+
+<file path=word/theme/theme1.xml><?xml version="1.0" encoding="utf-8"?>
+<a:theme xmlns:a="http://schemas.openxmlformats.org/drawingml/2006/main" name="Office Theme">
+  <a:themeElements>
+    <a:clrScheme name="Office">
+      <a:dk1>
+        <a:sysClr val="windowText" lastClr="000000"/>
+      </a:dk1>
+      <a:lt1>
+        <a:sysClr val="window" lastClr="FFFFFF"/>
+      </a:lt1>
+      <a:dk2>
+        <a:srgbClr val="44546A"/>
+      </a:dk2>
+      <a:lt2>
+        <a:srgbClr val="E7E6E6"/>
+      </a:lt2>
+      <a:accent1>
+        <a:srgbClr val="4472C4"/>
+      </a:accent1>
+      <a:accent2>
+        <a:srgbClr val="ED7D31"/>
+      </a:accent2>
+      <a:accent3>
+        <a:srgbClr val="A5A5A5"/>
+      </a:accent3>
+      <a:accent4>
+        <a:srgbClr val="FFC000"/>
+      </a:accent4>
+      <a:accent5>
+        <a:srgbClr val="5B9BD5"/>
+      </a:accent5>
+      <a:accent6>
+        <a:srgbClr val="70AD47"/>
+      </a:accent6>
+      <a:hlink>
+        <a:srgbClr val="0563C1"/>
+      </a:hlink>
+      <a:folHlink>
+        <a:srgbClr val="954F72"/>
+      </a:folHlink>
+    </a:clrScheme>
+    <a:fontScheme name="Office">
+      <a:majorFont>
+        <a:latin typeface="Calibri Light" panose="020F0302020204030204"/>
+        <a:ea typeface=""/>
+        <a:cs typeface=""/>
+        <a:font script="Jpan" typeface="游ゴシック Light"/>
+        <a:font script="Hang" typeface="맑은 고딕"/>
+        <a:font script="Hans" typeface="等线 Light"/>
+        <a:font script="Hant" typeface="新細明體"/>
+        <a:font script="Arab" typeface="Times New Roman"/>
+        <a:font script="Hebr" typeface="Times New Roman"/>
+        <a:font script="Thai" typeface="Angsana New"/>
+        <a:font script="Ethi" typeface="Nyala"/>
+        <a:font script="Beng" typeface="Vrinda"/>
+        <a:font script="Gujr" typeface="Shruti"/>
+        <a:font script="Khmr" typeface="MoolBoran"/>
+        <a:font script="Knda" typeface="Tunga"/>
+        <a:font script="Guru" typeface="Raavi"/>
+        <a:font script="Cans" typeface="Euphemia"/>
+        <a:font script="Cher" typeface="Plantagenet Cherokee"/>
+        <a:font script="Yiii" typeface="Microsoft Yi Baiti"/>
+        <a:font script="Tibt" typeface="Microsoft Himalaya"/>
+        <a:font script="Thaa" typeface="MV Boli"/>
+        <a:font script="Deva" typeface="Mangal"/>
+        <a:font script="Telu" typeface="Gautami"/>
+        <a:font script="Taml" typeface="Latha"/>
+        <a:font script="Syrc" typeface="Estrangelo Edessa"/>
+        <a:font script="Orya" typeface="Kalinga"/>
+        <a:font script="Mlym" typeface="Kartika"/>
+        <a:font script="Laoo" typeface="DokChampa"/>
+        <a:font script="Sinh" typeface="Iskoola Pota"/>
+        <a:font script="Mong" typeface="Mongolian Baiti"/>
+        <a:font script="Viet" typeface="Times New Roman"/>
+        <a:font script="Uigh" typeface="Microsoft Uighur"/>
+        <a:font script="Geor" typeface="Sylfaen"/>
+        <a:font script="Armn" typeface="Arial"/>
+        <a:font script="Bugi" typeface="Leelawadee UI"/>
+        <a:font script="Bopo" typeface="Microsoft JhengHei"/>
+        <a:font script="Java" typeface="Javanese Text"/>
+        <a:font script="Lisu" typeface="Segoe UI"/>
+        <a:font script="Mymr" typeface="Myanmar Text"/>
+        <a:font script="Nkoo" typeface="Ebrima"/>
+        <a:font script="Olck" typeface="Nirmala UI"/>
+        <a:font script="Osma" typeface="Ebrima"/>
+        <a:font script="Phag" typeface="Phagspa"/>
+        <a:font script="Syrn" typeface="Estrangelo Edessa"/>
+        <a:font script="Syrj" typeface="Estrangelo Edessa"/>
+        <a:font script="Syre" typeface="Estrangelo Edessa"/>
+        <a:font script="Sora" typeface="Nirmala UI"/>
+        <a:font script="Tale" typeface="Microsoft Tai Le"/>
+        <a:font script="Talu" typeface="Microsoft New Tai Lue"/>
+        <a:font script="Tfng" typeface="Ebrima"/>
+      </a:majorFont>
+      <a:minorFont>
+        <a:latin typeface="Calibri" panose="020F0502020204030204"/>
+        <a:ea typeface=""/>
+        <a:cs typeface=""/>
+        <a:font script="Jpan" typeface="游明朝"/>
+        <a:font script="Hang" typeface="맑은 고딕"/>
+        <a:font script="Hans" typeface="等线"/>
+        <a:font script="Hant" typeface="新細明體"/>
+        <a:font script="Arab" typeface="Arial"/>
+        <a:font script="Hebr" typeface="Arial"/>
+        <a:font script="Thai" typeface="Cordia New"/>
+        <a:font script="Ethi" typeface="Nyala"/>
+        <a:font script="Beng" typeface="Vrinda"/>
+        <a:font script="Gujr" typeface="Shruti"/>
+        <a:font script="Khmr" typeface="DaunPenh"/>
+        <a:font script="Knda" typeface="Tunga"/>
+        <a:font script="Guru" typeface="Raavi"/>
+        <a:font script="Cans" typeface="Euphemia"/>
+        <a:font script="Cher" typeface="Plantagenet Cherokee"/>
+        <a:font script="Yiii" typeface="Microsoft Yi Baiti"/>
+        <a:font script="Tibt" typeface="Microsoft Himalaya"/>
+        <a:font script="Thaa" typeface="MV Boli"/>
+        <a:font script="Deva" typeface="Mangal"/>
+        <a:font script="Telu" typeface="Gautami"/>
+        <a:font script="Taml" typeface="Latha"/>
+        <a:font script="Syrc" typeface="Estrangelo Edessa"/>
+        <a:font script="Orya" typeface="Kalinga"/>
+        <a:font script="Mlym" typeface="Kartika"/>
+        <a:font script="Laoo" typeface="DokChampa"/>
+        <a:font script="Sinh" typeface="Iskoola Pota"/>
+        <a:font script="Mong" typeface="Mongolian Baiti"/>
+        <a:font script="Viet" typeface="Arial"/>
+        <a:font script="Uigh" typeface="Microsoft Uighur"/>
+        <a:font script="Geor" typeface="Sylfaen"/>
+        <a:font script="Armn" typeface="Arial"/>
+        <a:font script="Bugi" typeface="Leelawadee UI"/>
+        <a:font script="Bopo" typeface="Microsoft JhengHei"/>
+        <a:font script="Java" typeface="Javanese Text"/>
+        <a:font script="Lisu" typeface="Segoe UI"/>
+        <a:font script="Mymr" typeface="Myanmar Text"/>
+        <a:font script="Nkoo" typeface="Ebrima"/>
+        <a:font script="Olck" typeface="Nirmala UI"/>
+        <a:font script="Osma" typeface="Ebrima"/>
+        <a:font script="Phag" typeface="Phagspa"/>
+        <a:font script="Syrn" typeface="Estrangelo Edessa"/>
+        <a:font script="Syrj" typeface="Estrangelo Edessa"/>
+        <a:font script="Syre" typeface="Estrangelo Edessa"/>
+        <a:font script="Sora" typeface="Nirmala UI"/>
+        <a:font script="Tale" typeface="Microsoft Tai Le"/>
+        <a:font script="Talu" typeface="Microsoft New Tai Lue"/>
+        <a:font script="Tfng" typeface="Ebrima"/>
+      </a:minorFont>
+    </a:fontScheme>
+    <a:fmtScheme name="Office">
+      <a:fillStyleLst>
+        <a:solidFill>
+          <a:schemeClr val="phClr"/>
+        </a:solidFill>
+        <a:gradFill rotWithShape="true">
+          <a:gsLst>
+            <a:gs pos="0">
+              <a:schemeClr val="phClr">
+                <a:lumMod val="110000"/>
+                <a:satMod val="105000"/>
+                <a:tint val="67000"/>
+              </a:schemeClr>
+            </a:gs>
+            <a:gs pos="50000">
+              <a:schemeClr val="phClr">
+                <a:lumMod val="105000"/>
+                <a:satMod val="103000"/>
+                <a:tint val="73000"/>
+              </a:schemeClr>
+            </a:gs>
+            <a:gs pos="100000">
+              <a:schemeClr val="phClr">
+                <a:lumMod val="105000"/>
+                <a:satMod val="109000"/>
+                <a:tint val="81000"/>
+              </a:schemeClr>
+            </a:gs>
+          </a:gsLst>
+          <a:lin ang="5400000" scaled="false"/>
+        </a:gradFill>
+        <a:gradFill rotWithShape="true">
+          <a:gsLst>
+            <a:gs pos="0">
+              <a:schemeClr val="phClr">
+                <a:satMod val="103000"/>
+                <a:lumMod val="102000"/>
+                <a:tint val="94000"/>
+              </a:schemeClr>
+            </a:gs>
+            <a:gs pos="50000">
+              <a:schemeClr val="phClr">
+                <a:satMod val="110000"/>
+                <a:lumMod val="100000"/>
+                <a:shade val="100000"/>
+              </a:schemeClr>
+            </a:gs>
+            <a:gs pos="100000">
+              <a:schemeClr val="phClr">
+                <a:lumMod val="99000"/>
+                <a:satMod val="120000"/>
+                <a:shade val="78000"/>
+              </a:schemeClr>
+            </a:gs>
+          </a:gsLst>
+          <a:lin ang="5400000" scaled="false"/>
+        </a:gradFill>
+      </a:fillStyleLst>
+      <a:lnStyleLst>
+        <a:ln w="6350" cap="flat" cmpd="sng" algn="ctr">
+          <a:solidFill>
+            <a:schemeClr val="phClr"/>
+          </a:solidFill>
+          <a:prstDash val="solid"/>
+          <a:miter lim="800000"/>
+        </a:ln>
+        <a:ln w="12700" cap="flat" cmpd="sng" algn="ctr">
+          <a:solidFill>
+            <a:schemeClr val="phClr"/>
+          </a:solidFill>
+          <a:prstDash val="solid"/>
+          <a:miter lim="800000"/>
+        </a:ln>
+        <a:ln w="19050" cap="flat" cmpd="sng" algn="ctr">
+          <a:solidFill>
+            <a:schemeClr val="phClr"/>
+          </a:solidFill>
+          <a:prstDash val="solid"/>
+          <a:miter lim="800000"/>
+        </a:ln>
+      </a:lnStyleLst>
+      <a:effectStyleLst>
+        <a:effectStyle>
+          <a:effectLst/>
+        </a:effectStyle>
+        <a:effectStyle>
+          <a:effectLst/>
+        </a:effectStyle>
+        <a:effectStyle>
+          <a:effectLst>
+            <a:outerShdw blurRad="57150" dist="19050" dir="5400000" algn="ctr" rotWithShape="false">
+              <a:srgbClr val="000000">
+                <a:alpha val="63000"/>
+              </a:srgbClr>
+            </a:outerShdw>
+          </a:effectLst>
+        </a:effectStyle>
+      </a:effectStyleLst>
+      <a:bgFillStyleLst>
+        <a:solidFill>
+          <a:schemeClr val="phClr"/>
+        </a:solidFill>
+        <a:solidFill>
+          <a:schemeClr val="phClr">
+            <a:tint val="95000"/>
+            <a:satMod val="170000"/>
+          </a:schemeClr>
+        </a:solidFill>
+        <a:gradFill rotWithShape="true">
+          <a:gsLst>
+            <a:gs pos="0">
+              <a:schemeClr val="phClr">
+                <a:tint val="93000"/>
+                <a:satMod val="150000"/>
+                <a:shade val="98000"/>
+                <a:lumMod val="102000"/>
+              </a:schemeClr>
+            </a:gs>
+            <a:gs pos="50000">
+              <a:schemeClr val="phClr">
+                <a:tint val="98000"/>
+                <a:satMod val="130000"/>
+                <a:shade val="90000"/>
+                <a:lumMod val="103000"/>
+              </a:schemeClr>
+            </a:gs>
+            <a:gs pos="100000">
+              <a:schemeClr val="phClr">
+                <a:shade val="63000"/>
+                <a:satMod val="120000"/>
+              </a:schemeClr>
+            </a:gs>
+          </a:gsLst>
+          <a:lin ang="5400000" scaled="false"/>
+        </a:gradFill>
+      </a:bgFillStyleLst>
+    </a:fmtScheme>
+  </a:themeElements>
+  <a:objectDefaults/>
+  <a:extraClrSchemeLst/>
+</a:theme>
 </file>
--- a/docs/word/1 - Deploy to Netlify.docx
+++ b/docs/word/1 - Deploy to Netlify.docx
@@ -1087,6 +1087,61 @@
                 <w:szCs w:val="18"/>
               </w:rPr>
               <w:t xml:space="preserve">the Open a variation file trigger URL (optional — see 9 - Saving and Reopening Variation Files.docx)</w:t>
+            </w:r>
+          </w:p>
+        </w:tc>
+      </w:tr>
+      <w:tr>
+        <w:tc>
+          <w:tcPr>
+            <w:tcW w:type="dxa" w:w="2728"/>
+            <w:shd w:fill="FFFFFF" w:val="clear"/>
+            <w:tcMar>
+              <w:top w:type="dxa" w:w="60"/>
+              <w:left w:type="dxa" w:w="110"/>
+              <w:bottom w:type="dxa" w:w="60"/>
+              <w:right w:type="dxa" w:w="110"/>
+            </w:tcMar>
+          </w:tcPr>
+          <w:p>
+            <w:pPr>
+              <w:spacing w:after="0" w:before="0"/>
+            </w:pPr>
+            <w:r>
+              <w:rPr>
+                <w:rFonts w:ascii="Consolas" w:cs="Consolas" w:eastAsia="Consolas" w:hAnsi="Consolas"/>
+                <w:color w:val="2A4258"/>
+                <w:sz w:val="16"/>
+                <w:szCs w:val="16"/>
+                <w:shd w:fill="F2F0EA" w:val="clear"/>
+              </w:rPr>
+              <w:t xml:space="preserve">GET_AGREED_RATES_URL</w:t>
+            </w:r>
+          </w:p>
+        </w:tc>
+        <w:tc>
+          <w:tcPr>
+            <w:tcW w:type="dxa" w:w="6298"/>
+            <w:shd w:fill="FFFFFF" w:val="clear"/>
+            <w:tcMar>
+              <w:top w:type="dxa" w:w="60"/>
+              <w:left w:type="dxa" w:w="110"/>
+              <w:bottom w:type="dxa" w:w="60"/>
+              <w:right w:type="dxa" w:w="110"/>
+            </w:tcMar>
+          </w:tcPr>
+          <w:p>
+            <w:pPr>
+              <w:spacing w:after="0" w:before="0"/>
+            </w:pPr>
+            <w:r>
+              <w:rPr>
+                <w:rFonts w:ascii="Arial" w:cs="Arial" w:eastAsia="Arial" w:hAnsi="Arial"/>
+                <w:color w:val="1C2B3A"/>
+                <w:sz w:val="18"/>
+                <w:szCs w:val="18"/>
+              </w:rPr>
+              <w:t xml:space="preserve">the Get agreed rates trigger URL (optional — see 11 - Agreed Schedules of Rates.docx)</w:t>
             </w:r>
           </w:p>
         </w:tc>

--- a/docs/word/1 - Deploy to Netlify.docx
+++ b/docs/word/1 - Deploy to Netlify.docx
@@ -1532,7 +1532,7 @@
           <w:sz w:val="24"/>
           <w:szCs w:val="24"/>
         </w:rPr>
-        <w:t xml:space="preserve">As one file — this is how this site is deployed</w:t>
+        <w:t xml:space="preserve">The folder to drag</w:t>
       </w:r>
     </w:p>
     <w:p>
@@ -1547,16 +1547,16 @@
           <w:szCs w:val="18"/>
           <w:shd w:fill="F2F0EA" w:val="clear"/>
         </w:rPr>
-        <w:t xml:space="preserve">build/single-file/</w:t>
-      </w:r>
-      <w:r>
-        <w:rPr>
-          <w:rFonts w:ascii="Arial" w:cs="Arial" w:eastAsia="Arial" w:hAnsi="Arial"/>
-          <w:color w:val="1C2B3A"/>
-          <w:sz w:val="20"/>
-          <w:szCs w:val="20"/>
-        </w:rPr>
-        <w:t xml:space="preserve"> holds the whole app as a single </w:t>
+        <w:t xml:space="preserve">build/variation-coversheet/</w:t>
+      </w:r>
+      <w:r>
+        <w:rPr>
+          <w:rFonts w:ascii="Arial" w:cs="Arial" w:eastAsia="Arial" w:hAnsi="Arial"/>
+          <w:color w:val="1C2B3A"/>
+          <w:sz w:val="20"/>
+          <w:szCs w:val="20"/>
+        </w:rPr>
+        <w:t xml:space="preserve"> holds the site and nothing else: the guides, the fill-in workbooks and the tools stay out of it, because everything you drag ends up at a public web address. It carries the Microsoft sign-in files, the security headers (</w:t>
       </w:r>
       <w:r>
         <w:rPr>
@@ -1566,16 +1566,16 @@
           <w:szCs w:val="18"/>
           <w:shd w:fill="F2F0EA" w:val="clear"/>
         </w:rPr>
-        <w:t xml:space="preserve">index.html</w:t>
-      </w:r>
-      <w:r>
-        <w:rPr>
-          <w:rFonts w:ascii="Arial" w:cs="Arial" w:eastAsia="Arial" w:hAnsi="Arial"/>
-          <w:color w:val="1C2B3A"/>
-          <w:sz w:val="20"/>
-          <w:szCs w:val="20"/>
-        </w:rPr>
-        <w:t xml:space="preserve">, plus </w:t>
+        <w:t xml:space="preserve">_headers</w:t>
+      </w:r>
+      <w:r>
+        <w:rPr>
+          <w:rFonts w:ascii="Arial" w:cs="Arial" w:eastAsia="Arial" w:hAnsi="Arial"/>
+          <w:color w:val="1C2B3A"/>
+          <w:sz w:val="20"/>
+          <w:szCs w:val="20"/>
+        </w:rPr>
+        <w:t xml:space="preserve">), </w:t>
       </w:r>
       <w:r>
         <w:rPr>
@@ -1585,110 +1585,16 @@
           <w:szCs w:val="18"/>
           <w:shd w:fill="F2F0EA" w:val="clear"/>
         </w:rPr>
-        <w:t xml:space="preserve">netlify/functions/flow.js</w:t>
-      </w:r>
-      <w:r>
-        <w:rPr>
-          <w:rFonts w:ascii="Arial" w:cs="Arial" w:eastAsia="Arial" w:hAnsi="Arial"/>
-          <w:color w:val="1C2B3A"/>
-          <w:sz w:val="20"/>
-          <w:szCs w:val="20"/>
-        </w:rPr>
-        <w:t xml:space="preserve"> beside it. Netlify → your site → </w:t>
-      </w:r>
-      <w:r>
-        <w:rPr>
-          <w:rFonts w:ascii="Arial" w:cs="Arial" w:eastAsia="Arial" w:hAnsi="Arial"/>
-          <w:b/>
-          <w:bCs/>
-          <w:color w:val="1C2B3A"/>
-          <w:sz w:val="20"/>
-          <w:szCs w:val="20"/>
-        </w:rPr>
-        <w:t xml:space="preserve">Deploys</w:t>
-      </w:r>
-      <w:r>
-        <w:rPr>
-          <w:rFonts w:ascii="Arial" w:cs="Arial" w:eastAsia="Arial" w:hAnsi="Arial"/>
-          <w:color w:val="1C2B3A"/>
-          <w:sz w:val="20"/>
-          <w:szCs w:val="20"/>
-        </w:rPr>
-        <w:t xml:space="preserve">, and drag that </w:t>
-      </w:r>
-      <w:r>
-        <w:rPr>
-          <w:rFonts w:ascii="Arial" w:cs="Arial" w:eastAsia="Arial" w:hAnsi="Arial"/>
-          <w:b/>
-          <w:bCs/>
-          <w:color w:val="1C2B3A"/>
-          <w:sz w:val="20"/>
-          <w:szCs w:val="20"/>
-        </w:rPr>
-        <w:t xml:space="preserve">folder</w:t>
-      </w:r>
-      <w:r>
-        <w:rPr>
-          <w:rFonts w:ascii="Arial" w:cs="Arial" w:eastAsia="Arial" w:hAnsi="Arial"/>
-          <w:color w:val="1C2B3A"/>
-          <w:sz w:val="20"/>
-          <w:szCs w:val="20"/>
-        </w:rPr>
-        <w:t xml:space="preserve"> onto the drop zone. For a new site: </w:t>
-      </w:r>
-      <w:r>
-        <w:rPr>
-          <w:rFonts w:ascii="Arial" w:cs="Arial" w:eastAsia="Arial" w:hAnsi="Arial"/>
-          <w:b/>
-          <w:bCs/>
-          <w:color w:val="1C2B3A"/>
-          <w:sz w:val="20"/>
-          <w:szCs w:val="20"/>
-        </w:rPr>
-        <w:t xml:space="preserve">Sites → Add new site → Deploy manually</w:t>
-      </w:r>
-      <w:r>
-        <w:rPr>
-          <w:rFonts w:ascii="Arial" w:cs="Arial" w:eastAsia="Arial" w:hAnsi="Arial"/>
-          <w:color w:val="1C2B3A"/>
-          <w:sz w:val="20"/>
-          <w:szCs w:val="20"/>
-        </w:rPr>
-        <w:t xml:space="preserve">.</w:t>
-      </w:r>
-    </w:p>
-    <w:p>
-      <w:pPr>
-        <w:spacing w:after="160" w:line="276"/>
-      </w:pPr>
-      <w:r>
-        <w:rPr>
-          <w:rFonts w:ascii="Arial" w:cs="Arial" w:eastAsia="Arial" w:hAnsi="Arial"/>
-          <w:color w:val="1C2B3A"/>
-          <w:sz w:val="20"/>
-          <w:szCs w:val="20"/>
-        </w:rPr>
-        <w:t xml:space="preserve">It is a folder rather than a bare file only because of the function, which is what lets the site hold the Power Automate URLs instead of every person pasting them in (</w:t>
-      </w:r>
-      <w:r>
-        <w:rPr>
-          <w:rFonts w:ascii="Arial" w:cs="Arial" w:eastAsia="Arial" w:hAnsi="Arial"/>
-          <w:b/>
-          <w:bCs/>
-          <w:color w:val="1C2B3A"/>
-          <w:sz w:val="20"/>
-          <w:szCs w:val="20"/>
-        </w:rPr>
-        <w:t xml:space="preserve">6 - Keeping the Flow URLs on the Server.docx</w:t>
-      </w:r>
-      <w:r>
-        <w:rPr>
-          <w:rFonts w:ascii="Arial" w:cs="Arial" w:eastAsia="Arial" w:hAnsi="Arial"/>
-          <w:color w:val="1C2B3A"/>
-          <w:sz w:val="20"/>
-          <w:szCs w:val="20"/>
-        </w:rPr>
-        <w:t xml:space="preserve">). Drop the </w:t>
+        <w:t xml:space="preserve">_redirects</w:t>
+      </w:r>
+      <w:r>
+        <w:rPr>
+          <w:rFonts w:ascii="Arial" w:cs="Arial" w:eastAsia="Arial" w:hAnsi="Arial"/>
+          <w:color w:val="1C2B3A"/>
+          <w:sz w:val="20"/>
+          <w:szCs w:val="20"/>
+        </w:rPr>
+        <w:t xml:space="preserve">, </w:t>
       </w:r>
       <w:r>
         <w:rPr>
@@ -1698,53 +1604,17 @@
           <w:szCs w:val="18"/>
           <w:shd w:fill="F2F0EA" w:val="clear"/>
         </w:rPr>
-        <w:t xml:space="preserve">netlify</w:t>
-      </w:r>
-      <w:r>
-        <w:rPr>
-          <w:rFonts w:ascii="Arial" w:cs="Arial" w:eastAsia="Arial" w:hAnsi="Arial"/>
-          <w:color w:val="1C2B3A"/>
-          <w:sz w:val="20"/>
-          <w:szCs w:val="20"/>
-        </w:rPr>
-        <w:t xml:space="preserve"> folder and you are back to a one-file deploy that works the old way.</w:t>
-      </w:r>
-    </w:p>
-    <w:p>
-      <w:pPr>
-        <w:spacing w:after="160" w:line="276"/>
-      </w:pPr>
-      <w:r>
-        <w:rPr>
-          <w:rFonts w:ascii="Arial" w:cs="Arial" w:eastAsia="Arial" w:hAnsi="Arial"/>
-          <w:color w:val="1C2B3A"/>
-          <w:sz w:val="20"/>
-          <w:szCs w:val="20"/>
-        </w:rPr>
-        <w:t xml:space="preserve">Everything is inside that file — stylesheet, scripts, the html2pdf library and the logos — so there is nothing else to upload and nothing that can be left behind half-copied. To change anything, including the password, you rebuild or re-download the file and drag it again.</w:t>
-      </w:r>
-    </w:p>
-    <w:p>
-      <w:pPr>
-        <w:pStyle w:val="Heading2"/>
-        <w:spacing w:after="140" w:before="320"/>
-      </w:pPr>
-      <w:r>
-        <w:rPr>
-          <w:rFonts w:ascii="Arial" w:cs="Arial" w:eastAsia="Arial" w:hAnsi="Arial"/>
-          <w:b/>
-          <w:bCs/>
-          <w:color w:val="2A4258"/>
-          <w:sz w:val="24"/>
-          <w:szCs w:val="24"/>
-        </w:rPr>
-        <w:t xml:space="preserve">As a folder</w:t>
-      </w:r>
-    </w:p>
-    <w:p>
-      <w:pPr>
-        <w:spacing w:after="160" w:line="276"/>
-      </w:pPr>
+        <w:t xml:space="preserve">robots.txt</w:t>
+      </w:r>
+      <w:r>
+        <w:rPr>
+          <w:rFonts w:ascii="Arial" w:cs="Arial" w:eastAsia="Arial" w:hAnsi="Arial"/>
+          <w:color w:val="1C2B3A"/>
+          <w:sz w:val="20"/>
+          <w:szCs w:val="20"/>
+        </w:rPr>
+        <w:t xml:space="preserve"> and </w:t>
+      </w:r>
       <w:r>
         <w:rPr>
           <w:rFonts w:ascii="Consolas" w:cs="Consolas" w:eastAsia="Consolas" w:hAnsi="Consolas"/>
@@ -1753,16 +1623,56 @@
           <w:szCs w:val="18"/>
           <w:shd w:fill="F2F0EA" w:val="clear"/>
         </w:rPr>
-        <w:t xml:space="preserve">build/variation-coversheet/</w:t>
-      </w:r>
-      <w:r>
-        <w:rPr>
-          <w:rFonts w:ascii="Arial" w:cs="Arial" w:eastAsia="Arial" w:hAnsi="Arial"/>
-          <w:color w:val="1C2B3A"/>
-          <w:sz w:val="20"/>
-          <w:szCs w:val="20"/>
-        </w:rPr>
-        <w:t xml:space="preserve"> holds the site and nothing else: the guides, the fill-in workbooks and the tools stay out of it, because everything you drag ends up at a public web address. Drag that folder onto the same drop zone.</w:t>
+        <w:t xml:space="preserve">netlify/functions/flow.js</w:t>
+      </w:r>
+      <w:r>
+        <w:rPr>
+          <w:rFonts w:ascii="Arial" w:cs="Arial" w:eastAsia="Arial" w:hAnsi="Arial"/>
+          <w:color w:val="1C2B3A"/>
+          <w:sz w:val="20"/>
+          <w:szCs w:val="20"/>
+        </w:rPr>
+        <w:t xml:space="preserve">. Drag that </w:t>
+      </w:r>
+      <w:r>
+        <w:rPr>
+          <w:rFonts w:ascii="Arial" w:cs="Arial" w:eastAsia="Arial" w:hAnsi="Arial"/>
+          <w:b/>
+          <w:bCs/>
+          <w:color w:val="1C2B3A"/>
+          <w:sz w:val="20"/>
+          <w:szCs w:val="20"/>
+        </w:rPr>
+        <w:t xml:space="preserve">folder</w:t>
+      </w:r>
+      <w:r>
+        <w:rPr>
+          <w:rFonts w:ascii="Arial" w:cs="Arial" w:eastAsia="Arial" w:hAnsi="Arial"/>
+          <w:color w:val="1C2B3A"/>
+          <w:sz w:val="20"/>
+          <w:szCs w:val="20"/>
+        </w:rPr>
+        <w:t xml:space="preserve"> onto the drop zone. For a new site: </w:t>
+      </w:r>
+      <w:r>
+        <w:rPr>
+          <w:rFonts w:ascii="Arial" w:cs="Arial" w:eastAsia="Arial" w:hAnsi="Arial"/>
+          <w:b/>
+          <w:bCs/>
+          <w:color w:val="1C2B3A"/>
+          <w:sz w:val="20"/>
+          <w:szCs w:val="20"/>
+        </w:rPr>
+        <w:t xml:space="preserve">Sites → Add new site → Deploy manually</w:t>
+      </w:r>
+      <w:r>
+        <w:rPr>
+          <w:rFonts w:ascii="Arial" w:cs="Arial" w:eastAsia="Arial" w:hAnsi="Arial"/>
+          <w:color w:val="1C2B3A"/>
+          <w:sz w:val="20"/>
+          <w:szCs w:val="20"/>
+        </w:rPr>
+        <w:t xml:space="preserve">.</w:t>
       </w:r>
     </w:p>
     <w:p>
@@ -1771,12 +1681,101 @@
       </w:pPr>
       <w:r>
         <w:rPr>
-          <w:rFonts w:ascii="Arial" w:cs="Arial" w:eastAsia="Arial" w:hAnsi="Arial"/>
-          <w:color w:val="1C2B3A"/>
-          <w:sz w:val="20"/>
-          <w:szCs w:val="20"/>
-        </w:rPr>
-        <w:t xml:space="preserve">The folder's advantage is that a password change replaces one 15-line file instead of 1.4 MB. Its disadvantage is that there are nine files to keep together. Either works; the single file is what is live today.</w:t>
+          <w:rFonts w:ascii="Consolas" w:cs="Consolas" w:eastAsia="Consolas" w:hAnsi="Consolas"/>
+          <w:color w:val="2A4258"/>
+          <w:sz w:val="18"/>
+          <w:szCs w:val="18"/>
+          <w:shd w:fill="F2F0EA" w:val="clear"/>
+        </w:rPr>
+        <w:t xml:space="preserve">build/single-file/</w:t>
+      </w:r>
+      <w:r>
+        <w:rPr>
+          <w:rFonts w:ascii="Arial" w:cs="Arial" w:eastAsia="Arial" w:hAnsi="Arial"/>
+          <w:color w:val="1C2B3A"/>
+          <w:sz w:val="20"/>
+          <w:szCs w:val="20"/>
+        </w:rPr>
+        <w:t xml:space="preserve"> is an </w:t>
+      </w:r>
+      <w:r>
+        <w:rPr>
+          <w:rFonts w:ascii="Arial" w:cs="Arial" w:eastAsia="Arial" w:hAnsi="Arial"/>
+          <w:b/>
+          <w:bCs/>
+          <w:color w:val="1C2B3A"/>
+          <w:sz w:val="20"/>
+          <w:szCs w:val="20"/>
+        </w:rPr>
+        <w:t xml:space="preserve">offline copy</w:t>
+      </w:r>
+      <w:r>
+        <w:rPr>
+          <w:rFonts w:ascii="Arial" w:cs="Arial" w:eastAsia="Arial" w:hAnsi="Arial"/>
+          <w:color w:val="1C2B3A"/>
+          <w:sz w:val="20"/>
+          <w:szCs w:val="20"/>
+        </w:rPr>
+        <w:t xml:space="preserve">: the whole app in one </w:t>
+      </w:r>
+      <w:r>
+        <w:rPr>
+          <w:rFonts w:ascii="Consolas" w:cs="Consolas" w:eastAsia="Consolas" w:hAnsi="Consolas"/>
+          <w:color w:val="2A4258"/>
+          <w:sz w:val="18"/>
+          <w:szCs w:val="18"/>
+          <w:shd w:fill="F2F0EA" w:val="clear"/>
+        </w:rPr>
+        <w:t xml:space="preserve">index.html</w:t>
+      </w:r>
+      <w:r>
+        <w:rPr>
+          <w:rFonts w:ascii="Arial" w:cs="Arial" w:eastAsia="Arial" w:hAnsi="Arial"/>
+          <w:color w:val="1C2B3A"/>
+          <w:sz w:val="20"/>
+          <w:szCs w:val="20"/>
+        </w:rPr>
+        <w:t xml:space="preserve"> with no sign-in, to open from the disk. </w:t>
+      </w:r>
+      <w:r>
+        <w:rPr>
+          <w:rFonts w:ascii="Arial" w:cs="Arial" w:eastAsia="Arial" w:hAnsi="Arial"/>
+          <w:b/>
+          <w:bCs/>
+          <w:color w:val="1C2B3A"/>
+          <w:sz w:val="20"/>
+          <w:szCs w:val="20"/>
+        </w:rPr>
+        <w:t xml:space="preserve">Never deploy it</w:t>
+      </w:r>
+      <w:r>
+        <w:rPr>
+          <w:rFonts w:ascii="Arial" w:cs="Arial" w:eastAsia="Arial" w:hAnsi="Arial"/>
+          <w:color w:val="1C2B3A"/>
+          <w:sz w:val="20"/>
+          <w:szCs w:val="20"/>
+        </w:rPr>
+        <w:t xml:space="preserve"> — on a web address it would open for anyone. See </w:t>
+      </w:r>
+      <w:r>
+        <w:rPr>
+          <w:rFonts w:ascii="Arial" w:cs="Arial" w:eastAsia="Arial" w:hAnsi="Arial"/>
+          <w:b/>
+          <w:bCs/>
+          <w:color w:val="1C2B3A"/>
+          <w:sz w:val="20"/>
+          <w:szCs w:val="20"/>
+        </w:rPr>
+        <w:t xml:space="preserve">8 - Microsoft Sign-In.docx</w:t>
+      </w:r>
+      <w:r>
+        <w:rPr>
+          <w:rFonts w:ascii="Arial" w:cs="Arial" w:eastAsia="Arial" w:hAnsi="Arial"/>
+          <w:color w:val="1C2B3A"/>
+          <w:sz w:val="20"/>
+          <w:szCs w:val="20"/>
+        </w:rPr>
+        <w:t xml:space="preserve">.</w:t>
       </w:r>
     </w:p>
     <w:p>
